--- a/output/graduate-handbook.docx
+++ b/output/graduate-handbook.docx
@@ -1606,7 +1606,7 @@
           <w:sz w:val="28"/>
           <w:szCs w:val="28"/>
         </w:rPr>
-        <w:t>Professor Mete Soner</w:t>
+        <w:t>Professor Amir Ali Ahmadi</w:t>
       </w:r>
       <w:r>
         <w:rPr>

--- a/output/graduate-handbook.docx
+++ b/output/graduate-handbook.docx
@@ -9068,48 +9068,18 @@
       </w:pPr>
       <w:r>
         <w:rPr>
-          <w:rFonts w:asciiTheme="majorHAnsi" w:hAnsiTheme="majorHAnsi" w:cstheme="majorHAnsi"/>
           <w:color w:val="EE0000"/>
           <w:sz w:val="24"/>
-          <w:szCs w:val="24"/>
-        </w:rPr>
-        <w:t xml:space="preserve">Chair, Professor </w:t>
-      </w:r>
-      <w:r>
-        <w:rPr>
-          <w:rFonts w:asciiTheme="majorHAnsi" w:hAnsiTheme="majorHAnsi" w:cstheme="majorHAnsi"/>
-          <w:color w:val="EE0000"/>
-          <w:sz w:val="24"/>
-          <w:szCs w:val="24"/>
-        </w:rPr>
-        <w:t>Mete Soner</w:t>
-      </w:r>
-      <w:r>
-        <w:rPr>
-          <w:rFonts w:asciiTheme="majorHAnsi" w:hAnsiTheme="majorHAnsi" w:cstheme="majorHAnsi"/>
-          <w:color w:val="EE0000"/>
-          <w:sz w:val="24"/>
-          <w:szCs w:val="24"/>
-        </w:rPr>
-        <w:t xml:space="preserve">, </w:t>
-      </w:r>
-      <w:r>
-        <w:rPr>
-          <w:rFonts w:asciiTheme="majorHAnsi" w:hAnsiTheme="majorHAnsi" w:cstheme="majorHAnsi"/>
-          <w:color w:val="EE0000"/>
-          <w:sz w:val="24"/>
-          <w:szCs w:val="24"/>
-        </w:rPr>
-        <w:t>609-258-</w:t>
-      </w:r>
-      <w:r>
-        <w:rPr>
-          <w:rFonts w:asciiTheme="majorHAnsi" w:hAnsiTheme="majorHAnsi" w:cstheme="majorHAnsi"/>
-          <w:color w:val="EE0000"/>
-          <w:sz w:val="24"/>
-          <w:szCs w:val="24"/>
-        </w:rPr>
-        <w:t>5130</w:t>
+        </w:rPr>
+        <w:t xml:space="preserve">Chair, </w:t>
+      </w:r>
+      <w:r>
+        <w:rPr>
+          <w:color w:val="0000FF"/>
+          <w:sz w:val="24"/>
+          <w:u w:val="single"/>
+        </w:rPr>
+        <w:t>Professor Amir Ali Ahmadi</w:t>
       </w:r>
     </w:p>
     <w:p>

--- a/output/graduate-handbook.docx
+++ b/output/graduate-handbook.docx
@@ -502,7 +502,7 @@
               <w:rPr>
                 <w:color w:val="000000"/>
               </w:rPr>
-              <w:t>5</w:t>
+              <w:t>4</w:t>
             </w:r>
           </w:hyperlink>
         </w:p>
@@ -590,7 +590,7 @@
               <w:color w:val="000000"/>
             </w:rPr>
             <w:tab/>
-            <w:t>7</w:t>
+            <w:t>6</w:t>
           </w:r>
         </w:p>
         <w:p>
@@ -642,7 +642,7 @@
               <w:color w:val="000000"/>
             </w:rPr>
             <w:tab/>
-            <w:t>7</w:t>
+            <w:t>6</w:t>
           </w:r>
         </w:p>
         <w:p>
@@ -752,7 +752,7 @@
               <w:rPr>
                 <w:color w:val="000000"/>
               </w:rPr>
-              <w:t>8</w:t>
+              <w:t>7</w:t>
             </w:r>
           </w:hyperlink>
         </w:p>
@@ -872,7 +872,7 @@
                 <w:color w:val="000000"/>
               </w:rPr>
               <w:tab/>
-              <w:t>8</w:t>
+              <w:t>9</w:t>
             </w:r>
           </w:hyperlink>
         </w:p>
@@ -916,7 +916,7 @@
               <w:tab/>
             </w:r>
             <w:r>
-              <w:t>8</w:t>
+              <w:t>9</w:t>
             </w:r>
           </w:hyperlink>
         </w:p>
@@ -1400,13 +1400,13 @@
               <w:rPr>
                 <w:color w:val="000000"/>
               </w:rPr>
-              <w:t>1</w:t>
+              <w:t>12</w:t>
             </w:r>
             <w:r>
               <w:rPr>
                 <w:color w:val="000000"/>
               </w:rPr>
-              <w:t>1</w:t>
+              <w:t/>
             </w:r>
           </w:hyperlink>
         </w:p>
@@ -1453,11 +1453,11 @@
                 <w:color w:val="000000"/>
               </w:rPr>
               <w:tab/>
-              <w:t>1</w:t>
+              <w:t>13</w:t>
             </w:r>
           </w:hyperlink>
           <w:r>
-            <w:t>2</w:t>
+            <w:t/>
           </w:r>
         </w:p>
         <w:p>
@@ -1871,80 +1871,10 @@
     </w:p>
     <w:p>
       <w:pPr>
+        <w:pStyle w:val="Heading1"/>
+        <w:keepNext/>
         <w:pageBreakBefore/>
-        <w:spacing w:after="0" w:line="240" w:lineRule="auto"/>
-        <w:jc w:val="both"/>
-      </w:pPr>
-    </w:p>
-    <w:p>
-      <w:pPr>
-        <w:spacing w:after="0" w:line="240" w:lineRule="auto"/>
-        <w:rPr>
-          <w:color w:val="000000"/>
-          <w:sz w:val="24"/>
-          <w:szCs w:val="24"/>
-        </w:rPr>
-      </w:pPr>
-    </w:p>
-    <w:p>
-      <w:pPr>
-        <w:spacing w:after="0" w:line="240" w:lineRule="auto"/>
-        <w:rPr>
-          <w:rFonts w:asciiTheme="majorHAnsi" w:eastAsia="Times New Roman" w:hAnsiTheme="majorHAnsi" w:cstheme="majorHAnsi"/>
-        </w:rPr>
-      </w:pPr>
-      <w:bookmarkStart w:id="3" w:name="_1fob9te" w:colFirst="0" w:colLast="0"/>
-      <w:bookmarkEnd w:id="3"/>
-    </w:p>
-    <w:p>
-      <w:pPr>
-        <w:spacing w:after="0" w:line="240" w:lineRule="auto"/>
-      </w:pPr>
-    </w:p>
-    <w:p>
-      <w:pPr>
-        <w:spacing w:after="0" w:line="240" w:lineRule="auto"/>
-      </w:pPr>
-    </w:p>
-    <w:p>
-      <w:pPr>
-        <w:spacing w:after="0" w:line="240" w:lineRule="auto"/>
-      </w:pPr>
-    </w:p>
-    <w:p>
-      <w:pPr>
-        <w:spacing w:after="0" w:line="240" w:lineRule="auto"/>
-      </w:pPr>
-    </w:p>
-    <w:p>
-      <w:pPr>
-        <w:spacing w:after="0" w:line="240" w:lineRule="auto"/>
-      </w:pPr>
-    </w:p>
-    <w:p>
-      <w:pPr>
-        <w:spacing w:after="0" w:line="240" w:lineRule="auto"/>
-      </w:pPr>
-    </w:p>
-    <w:p>
-      <w:pPr>
-        <w:spacing w:after="0" w:line="240" w:lineRule="auto"/>
-        <w:rPr>
-          <w:rFonts w:asciiTheme="majorHAnsi" w:eastAsia="Times New Roman" w:hAnsiTheme="majorHAnsi" w:cstheme="majorHAnsi"/>
-        </w:rPr>
-      </w:pPr>
-    </w:p>
-    <w:p>
-      <w:pPr>
-        <w:spacing w:after="0" w:line="240" w:lineRule="auto"/>
-        <w:rPr>
-          <w:rFonts w:asciiTheme="majorHAnsi" w:eastAsia="Times New Roman" w:hAnsiTheme="majorHAnsi" w:cstheme="majorHAnsi"/>
-        </w:rPr>
-      </w:pPr>
-    </w:p>
-    <w:p>
-      <w:pPr>
-        <w:pStyle w:val="Heading1"/>
+        <w:widowControl/>
         <w:numPr>
           <w:ilvl w:val="0"/>
           <w:numId w:val="3"/>
@@ -1994,6 +1924,7 @@
     </w:p>
     <w:p>
       <w:pPr>
+        <w:widowControl/>
         <w:spacing w:before="280" w:after="280" w:line="240" w:lineRule="auto"/>
         <w:jc w:val="both"/>
         <w:rPr>
@@ -2231,6 +2162,7 @@
     </w:p>
     <w:p>
       <w:pPr>
+        <w:widowControl/>
         <w:pBdr>
           <w:top w:val="nil"/>
           <w:left w:val="nil"/>
@@ -2330,17 +2262,19 @@
     </w:p>
     <w:p>
       <w:pPr>
-        <w:spacing w:after="0" w:line="240" w:lineRule="auto"/>
-        <w:rPr>
-          <w:rFonts w:asciiTheme="majorHAnsi" w:hAnsiTheme="majorHAnsi" w:cstheme="majorHAnsi"/>
-          <w:color w:val="000000"/>
-          <w:sz w:val="24"/>
-          <w:szCs w:val="24"/>
-        </w:rPr>
-      </w:pPr>
-    </w:p>
-    <w:p>
-      <w:pPr>
+        <w:widowControl/>
+        <w:spacing w:after="0" w:line="240" w:lineRule="auto"/>
+        <w:rPr>
+          <w:rFonts w:asciiTheme="majorHAnsi" w:hAnsiTheme="majorHAnsi" w:cstheme="majorHAnsi"/>
+          <w:color w:val="000000"/>
+          <w:sz w:val="24"/>
+          <w:szCs w:val="24"/>
+        </w:rPr>
+      </w:pPr>
+    </w:p>
+    <w:p>
+      <w:pPr>
+        <w:widowControl/>
         <w:spacing w:after="0" w:line="240" w:lineRule="auto"/>
         <w:rPr>
           <w:rFonts w:asciiTheme="majorHAnsi" w:hAnsiTheme="majorHAnsi" w:cstheme="majorHAnsi"/>
@@ -2394,6 +2328,7 @@
     </w:p>
     <w:p>
       <w:pPr>
+        <w:widowControl/>
         <w:spacing w:after="0" w:line="240" w:lineRule="auto"/>
         <w:rPr>
           <w:rFonts w:asciiTheme="majorHAnsi" w:hAnsiTheme="majorHAnsi" w:cstheme="majorHAnsi"/>
@@ -2428,6 +2363,7 @@
     </w:p>
     <w:p>
       <w:pPr>
+        <w:widowControl/>
         <w:spacing w:after="0" w:line="240" w:lineRule="auto"/>
         <w:ind w:left="720"/>
         <w:rPr>
@@ -2464,6 +2400,7 @@
     </w:p>
     <w:p>
       <w:pPr>
+        <w:widowControl/>
         <w:spacing w:after="0" w:line="240" w:lineRule="auto"/>
         <w:ind w:firstLine="720"/>
         <w:rPr>
@@ -2500,6 +2437,7 @@
     </w:p>
     <w:p>
       <w:pPr>
+        <w:widowControl/>
         <w:spacing w:after="0" w:line="240" w:lineRule="auto"/>
         <w:ind w:left="720"/>
         <w:rPr>
@@ -2537,6 +2475,7 @@
     </w:p>
     <w:p>
       <w:pPr>
+        <w:widowControl/>
         <w:spacing w:after="0" w:line="240" w:lineRule="auto"/>
         <w:ind w:left="720"/>
         <w:rPr>
@@ -2564,6 +2503,7 @@
     </w:p>
     <w:p>
       <w:pPr>
+        <w:widowControl/>
         <w:spacing w:after="0" w:line="240" w:lineRule="auto"/>
         <w:ind w:left="720"/>
         <w:rPr>
@@ -2600,6 +2540,7 @@
     </w:p>
     <w:p>
       <w:pPr>
+        <w:widowControl/>
         <w:pBdr>
           <w:top w:val="nil"/>
           <w:left w:val="nil"/>
@@ -2620,6 +2561,7 @@
     </w:p>
     <w:p>
       <w:pPr>
+        <w:widowControl/>
         <w:pBdr>
           <w:top w:val="nil"/>
           <w:left w:val="nil"/>
@@ -2654,6 +2596,7 @@
     </w:p>
     <w:p>
       <w:pPr>
+        <w:widowControl/>
         <w:pBdr>
           <w:top w:val="nil"/>
           <w:left w:val="nil"/>
@@ -2673,6 +2616,7 @@
     </w:p>
     <w:p>
       <w:pPr>
+        <w:widowControl/>
         <w:pBdr>
           <w:top w:val="nil"/>
           <w:left w:val="nil"/>
@@ -2796,6 +2740,7 @@
     </w:p>
     <w:p>
       <w:pPr>
+        <w:widowControl/>
         <w:pBdr>
           <w:top w:val="nil"/>
           <w:left w:val="nil"/>
@@ -2815,6 +2760,7 @@
     </w:p>
     <w:p>
       <w:pPr>
+        <w:widowControl/>
         <w:spacing w:after="0" w:line="240" w:lineRule="auto"/>
         <w:rPr>
           <w:rFonts w:asciiTheme="majorHAnsi" w:hAnsiTheme="majorHAnsi" w:cstheme="majorHAnsi"/>
@@ -2925,6 +2871,7 @@
     <w:p>
       <w:pPr>
         <w:pStyle w:val="ListParagraph"/>
+        <w:widowControl/>
         <w:spacing w:after="0" w:line="240" w:lineRule="auto"/>
         <w:rPr>
           <w:rFonts w:asciiTheme="majorHAnsi" w:hAnsiTheme="majorHAnsi" w:cstheme="majorHAnsi"/>
@@ -2937,6 +2884,7 @@
     <w:p>
       <w:pPr>
         <w:pStyle w:val="ListParagraph"/>
+        <w:widowControl/>
         <w:numPr>
           <w:ilvl w:val="0"/>
           <w:numId w:val="12"/>
@@ -2962,6 +2910,7 @@
     <w:p>
       <w:pPr>
         <w:pStyle w:val="ListParagraph"/>
+        <w:widowControl/>
         <w:numPr>
           <w:ilvl w:val="0"/>
           <w:numId w:val="12"/>
@@ -2987,6 +2936,7 @@
     <w:p>
       <w:pPr>
         <w:pStyle w:val="ListParagraph"/>
+        <w:widowControl/>
         <w:numPr>
           <w:ilvl w:val="0"/>
           <w:numId w:val="12"/>
@@ -3012,6 +2962,7 @@
     <w:p>
       <w:pPr>
         <w:pStyle w:val="ListParagraph"/>
+        <w:widowControl/>
         <w:numPr>
           <w:ilvl w:val="0"/>
           <w:numId w:val="12"/>
@@ -3037,6 +2988,7 @@
     <w:p>
       <w:pPr>
         <w:pStyle w:val="ListParagraph"/>
+        <w:widowControl/>
         <w:numPr>
           <w:ilvl w:val="0"/>
           <w:numId w:val="12"/>
@@ -3062,6 +3014,7 @@
     <w:p>
       <w:pPr>
         <w:pStyle w:val="ListParagraph"/>
+        <w:widowControl/>
         <w:numPr>
           <w:ilvl w:val="0"/>
           <w:numId w:val="12"/>
@@ -3087,6 +3040,7 @@
     <w:p>
       <w:pPr>
         <w:pStyle w:val="ListParagraph"/>
+        <w:widowControl/>
         <w:numPr>
           <w:ilvl w:val="0"/>
           <w:numId w:val="12"/>
@@ -3123,6 +3077,7 @@
     <w:p>
       <w:pPr>
         <w:pStyle w:val="ListParagraph"/>
+        <w:widowControl/>
         <w:numPr>
           <w:ilvl w:val="0"/>
           <w:numId w:val="12"/>
@@ -3148,6 +3103,7 @@
     <w:p>
       <w:pPr>
         <w:pStyle w:val="ListParagraph"/>
+        <w:widowControl/>
         <w:numPr>
           <w:ilvl w:val="0"/>
           <w:numId w:val="12"/>
@@ -3191,6 +3147,7 @@
     <w:p>
       <w:pPr>
         <w:pStyle w:val="ListParagraph"/>
+        <w:widowControl/>
         <w:numPr>
           <w:ilvl w:val="0"/>
           <w:numId w:val="12"/>
@@ -3232,17 +3189,19 @@
     <w:p>
       <w:pPr>
         <w:pStyle w:val="ListParagraph"/>
-        <w:spacing w:after="0" w:line="240" w:lineRule="auto"/>
-        <w:rPr>
-          <w:rFonts w:asciiTheme="majorHAnsi" w:hAnsiTheme="majorHAnsi" w:cstheme="majorHAnsi"/>
-          <w:color w:val="000000"/>
-          <w:sz w:val="24"/>
-          <w:szCs w:val="24"/>
-        </w:rPr>
-      </w:pPr>
-    </w:p>
-    <w:p>
-      <w:pPr>
+        <w:widowControl/>
+        <w:spacing w:after="0" w:line="240" w:lineRule="auto"/>
+        <w:rPr>
+          <w:rFonts w:asciiTheme="majorHAnsi" w:hAnsiTheme="majorHAnsi" w:cstheme="majorHAnsi"/>
+          <w:color w:val="000000"/>
+          <w:sz w:val="24"/>
+          <w:szCs w:val="24"/>
+        </w:rPr>
+      </w:pPr>
+    </w:p>
+    <w:p>
+      <w:pPr>
+        <w:widowControl/>
         <w:spacing w:after="0" w:line="240" w:lineRule="auto"/>
         <w:rPr>
           <w:rFonts w:asciiTheme="majorHAnsi" w:hAnsiTheme="majorHAnsi" w:cstheme="majorHAnsi"/>
@@ -3270,6 +3229,7 @@
     <w:p>
       <w:pPr>
         <w:pStyle w:val="ListParagraph"/>
+        <w:widowControl/>
         <w:spacing w:after="0" w:line="240" w:lineRule="auto"/>
         <w:rPr>
           <w:rFonts w:asciiTheme="majorHAnsi" w:hAnsiTheme="majorHAnsi" w:cstheme="majorHAnsi"/>
@@ -3281,6 +3241,7 @@
     <w:p>
       <w:pPr>
         <w:pStyle w:val="ListParagraph"/>
+        <w:widowControl/>
         <w:numPr>
           <w:ilvl w:val="0"/>
           <w:numId w:val="12"/>
@@ -3304,6 +3265,7 @@
     <w:p>
       <w:pPr>
         <w:pStyle w:val="ListParagraph"/>
+        <w:widowControl/>
         <w:numPr>
           <w:ilvl w:val="0"/>
           <w:numId w:val="12"/>
@@ -3327,6 +3289,7 @@
     <w:p>
       <w:pPr>
         <w:pStyle w:val="ListParagraph"/>
+        <w:widowControl/>
         <w:numPr>
           <w:ilvl w:val="0"/>
           <w:numId w:val="12"/>
@@ -3350,6 +3313,7 @@
     <w:p>
       <w:pPr>
         <w:pStyle w:val="ListParagraph"/>
+        <w:widowControl/>
         <w:numPr>
           <w:ilvl w:val="0"/>
           <w:numId w:val="12"/>
@@ -3373,6 +3337,7 @@
     <w:p>
       <w:pPr>
         <w:pStyle w:val="ListParagraph"/>
+        <w:widowControl/>
         <w:numPr>
           <w:ilvl w:val="0"/>
           <w:numId w:val="12"/>
@@ -3396,6 +3361,7 @@
     <w:p>
       <w:pPr>
         <w:pStyle w:val="ListParagraph"/>
+        <w:widowControl/>
         <w:numPr>
           <w:ilvl w:val="0"/>
           <w:numId w:val="12"/>
@@ -3427,6 +3393,7 @@
     <w:p>
       <w:pPr>
         <w:pStyle w:val="ListParagraph"/>
+        <w:widowControl/>
         <w:numPr>
           <w:ilvl w:val="0"/>
           <w:numId w:val="12"/>
@@ -3458,6 +3425,7 @@
     <w:p>
       <w:pPr>
         <w:pStyle w:val="ListParagraph"/>
+        <w:widowControl/>
         <w:numPr>
           <w:ilvl w:val="0"/>
           <w:numId w:val="12"/>
@@ -3481,6 +3449,7 @@
     <w:p>
       <w:pPr>
         <w:pStyle w:val="ListParagraph"/>
+        <w:widowControl/>
         <w:numPr>
           <w:ilvl w:val="0"/>
           <w:numId w:val="12"/>
@@ -3521,6 +3490,7 @@
     <w:p>
       <w:pPr>
         <w:pStyle w:val="ListParagraph"/>
+        <w:widowControl/>
         <w:numPr>
           <w:ilvl w:val="0"/>
           <w:numId w:val="12"/>
@@ -3544,6 +3514,7 @@
     <w:p>
       <w:pPr>
         <w:pStyle w:val="ListParagraph"/>
+        <w:widowControl/>
         <w:numPr>
           <w:ilvl w:val="0"/>
           <w:numId w:val="12"/>
@@ -3567,6 +3538,7 @@
     <w:p>
       <w:pPr>
         <w:pStyle w:val="ListParagraph"/>
+        <w:widowControl/>
         <w:numPr>
           <w:ilvl w:val="0"/>
           <w:numId w:val="12"/>
@@ -3590,6 +3562,7 @@
     <w:p>
       <w:pPr>
         <w:pStyle w:val="ListParagraph"/>
+        <w:widowControl/>
         <w:numPr>
           <w:ilvl w:val="0"/>
           <w:numId w:val="12"/>
@@ -3629,6 +3602,7 @@
     <w:p>
       <w:pPr>
         <w:pStyle w:val="ListParagraph"/>
+        <w:widowControl/>
         <w:numPr>
           <w:ilvl w:val="0"/>
           <w:numId w:val="12"/>
@@ -3651,6 +3625,7 @@
     </w:p>
     <w:p>
       <w:pPr>
+        <w:widowControl/>
         <w:pBdr>
           <w:top w:val="nil"/>
           <w:left w:val="nil"/>
@@ -3670,6 +3645,7 @@
     </w:p>
     <w:p>
       <w:pPr>
+        <w:widowControl/>
         <w:pBdr>
           <w:top w:val="nil"/>
           <w:left w:val="nil"/>
@@ -3704,6 +3680,7 @@
     </w:p>
     <w:p>
       <w:pPr>
+        <w:widowControl/>
         <w:pBdr>
           <w:top w:val="nil"/>
           <w:left w:val="nil"/>
@@ -3723,6 +3700,7 @@
     <w:p>
       <w:pPr>
         <w:pStyle w:val="NormalWeb"/>
+        <w:widowControl/>
         <w:rPr>
           <w:rFonts w:asciiTheme="majorHAnsi" w:eastAsia="Times New Roman" w:hAnsiTheme="majorHAnsi" w:cstheme="majorHAnsi"/>
         </w:rPr>
@@ -3784,6 +3762,7 @@
     </w:p>
     <w:p>
       <w:pPr>
+        <w:widowControl/>
         <w:numPr>
           <w:ilvl w:val="0"/>
           <w:numId w:val="31"/>
@@ -3806,6 +3785,7 @@
     </w:p>
     <w:p>
       <w:pPr>
+        <w:widowControl/>
         <w:numPr>
           <w:ilvl w:val="0"/>
           <w:numId w:val="31"/>
@@ -3844,6 +3824,7 @@
     </w:p>
     <w:p>
       <w:pPr>
+        <w:widowControl/>
         <w:pBdr>
           <w:top w:val="nil"/>
           <w:left w:val="nil"/>
@@ -3863,6 +3844,7 @@
     </w:p>
     <w:p>
       <w:pPr>
+        <w:widowControl/>
         <w:pBdr>
           <w:top w:val="nil"/>
           <w:left w:val="nil"/>
@@ -3929,6 +3911,7 @@
     </w:p>
     <w:p>
       <w:pPr>
+        <w:widowControl/>
         <w:pBdr>
           <w:top w:val="nil"/>
           <w:left w:val="nil"/>
@@ -3948,6 +3931,7 @@
     </w:p>
     <w:p>
       <w:pPr>
+        <w:widowControl/>
         <w:pBdr>
           <w:top w:val="nil"/>
           <w:left w:val="nil"/>
@@ -4004,7 +3988,7 @@
     </w:p>
     <w:p>
       <w:pPr>
-        <w:pageBreakBefore/>
+        <w:widowControl/>
         <w:pBdr>
           <w:top w:val="nil"/>
           <w:left w:val="nil"/>
@@ -4023,90 +4007,9 @@
     </w:p>
     <w:p>
       <w:pPr>
-        <w:pBdr>
-          <w:top w:val="nil"/>
-          <w:left w:val="nil"/>
-          <w:bottom w:val="nil"/>
-          <w:right w:val="nil"/>
-          <w:between w:val="nil"/>
-        </w:pBdr>
-        <w:spacing w:after="0" w:line="240" w:lineRule="auto"/>
-        <w:rPr>
-          <w:rFonts w:asciiTheme="majorHAnsi" w:hAnsiTheme="majorHAnsi" w:cstheme="majorHAnsi"/>
-          <w:color w:val="000000"/>
-          <w:sz w:val="24"/>
-          <w:szCs w:val="24"/>
-        </w:rPr>
-      </w:pPr>
-    </w:p>
-    <w:p>
-      <w:pPr>
-        <w:pBdr>
-          <w:top w:val="nil"/>
-          <w:left w:val="nil"/>
-          <w:bottom w:val="nil"/>
-          <w:right w:val="nil"/>
-          <w:between w:val="nil"/>
-        </w:pBdr>
-        <w:spacing w:after="0" w:line="240" w:lineRule="auto"/>
-        <w:rPr>
-          <w:rFonts w:asciiTheme="majorHAnsi" w:hAnsiTheme="majorHAnsi" w:cstheme="majorHAnsi"/>
-          <w:color w:val="000000"/>
-          <w:sz w:val="24"/>
-          <w:szCs w:val="24"/>
-        </w:rPr>
-      </w:pPr>
-    </w:p>
-    <w:p>
-      <w:pPr>
-        <w:pBdr>
-          <w:top w:val="nil"/>
-          <w:left w:val="nil"/>
-          <w:bottom w:val="nil"/>
-          <w:right w:val="nil"/>
-          <w:between w:val="nil"/>
-        </w:pBdr>
-        <w:spacing w:after="0" w:line="240" w:lineRule="auto"/>
-        <w:rPr>
-          <w:rFonts w:asciiTheme="majorHAnsi" w:hAnsiTheme="majorHAnsi" w:cstheme="majorHAnsi"/>
-          <w:color w:val="000000"/>
-          <w:sz w:val="24"/>
-          <w:szCs w:val="24"/>
-        </w:rPr>
-      </w:pPr>
-    </w:p>
-    <w:p>
-      <w:pPr>
-        <w:pBdr>
-          <w:top w:val="nil"/>
-          <w:left w:val="nil"/>
-          <w:bottom w:val="nil"/>
-          <w:right w:val="nil"/>
-          <w:between w:val="nil"/>
-        </w:pBdr>
-        <w:spacing w:after="0" w:line="240" w:lineRule="auto"/>
-        <w:rPr>
-          <w:rFonts w:asciiTheme="majorHAnsi" w:hAnsiTheme="majorHAnsi" w:cstheme="majorHAnsi"/>
-          <w:color w:val="000000"/>
-          <w:sz w:val="24"/>
-          <w:szCs w:val="24"/>
-        </w:rPr>
-      </w:pPr>
-    </w:p>
-    <w:p>
-      <w:pPr>
-        <w:spacing w:after="0" w:line="240" w:lineRule="auto"/>
-        <w:ind w:left="720"/>
-        <w:rPr>
-          <w:rFonts w:asciiTheme="majorHAnsi" w:hAnsiTheme="majorHAnsi" w:cstheme="majorHAnsi"/>
-          <w:sz w:val="24"/>
-          <w:szCs w:val="24"/>
-        </w:rPr>
-      </w:pPr>
-    </w:p>
-    <w:p>
-      <w:pPr>
         <w:pStyle w:val="Heading2"/>
+        <w:keepNext/>
+        <w:widowControl/>
         <w:spacing w:before="0"/>
         <w:rPr>
           <w:rFonts w:asciiTheme="majorHAnsi" w:hAnsiTheme="majorHAnsi" w:cstheme="majorHAnsi"/>
@@ -4120,6 +4023,7 @@
     </w:p>
     <w:p>
       <w:pPr>
+        <w:widowControl/>
         <w:spacing w:after="0" w:line="240" w:lineRule="auto"/>
         <w:jc w:val="both"/>
         <w:rPr>
@@ -4132,6 +4036,7 @@
     </w:p>
     <w:p>
       <w:pPr>
+        <w:widowControl/>
         <w:spacing w:after="0" w:line="240" w:lineRule="auto"/>
         <w:jc w:val="both"/>
         <w:rPr>
@@ -4151,6 +4056,7 @@
     </w:p>
     <w:p>
       <w:pPr>
+        <w:widowControl/>
         <w:spacing w:after="0" w:line="240" w:lineRule="auto"/>
         <w:jc w:val="both"/>
         <w:rPr>
@@ -4163,6 +4069,7 @@
     </w:p>
     <w:p>
       <w:pPr>
+        <w:widowControl/>
         <w:spacing w:after="0" w:line="240" w:lineRule="auto"/>
         <w:jc w:val="both"/>
         <w:rPr>
@@ -4184,17 +4091,19 @@
     </w:p>
     <w:p>
       <w:pPr>
-        <w:spacing w:after="0" w:line="240" w:lineRule="auto"/>
-        <w:rPr>
-          <w:rFonts w:asciiTheme="majorHAnsi" w:hAnsiTheme="majorHAnsi" w:cstheme="majorHAnsi"/>
-          <w:color w:val="000000"/>
-          <w:sz w:val="24"/>
-          <w:szCs w:val="24"/>
-        </w:rPr>
-      </w:pPr>
-    </w:p>
-    <w:p>
-      <w:pPr>
+        <w:widowControl/>
+        <w:spacing w:after="0" w:line="240" w:lineRule="auto"/>
+        <w:rPr>
+          <w:rFonts w:asciiTheme="majorHAnsi" w:hAnsiTheme="majorHAnsi" w:cstheme="majorHAnsi"/>
+          <w:color w:val="000000"/>
+          <w:sz w:val="24"/>
+          <w:szCs w:val="24"/>
+        </w:rPr>
+      </w:pPr>
+    </w:p>
+    <w:p>
+      <w:pPr>
+        <w:widowControl/>
         <w:spacing w:after="0" w:line="240" w:lineRule="auto"/>
         <w:jc w:val="both"/>
         <w:rPr>
@@ -4371,17 +4280,19 @@
     </w:p>
     <w:p>
       <w:pPr>
-        <w:spacing w:after="0" w:line="240" w:lineRule="auto"/>
-        <w:rPr>
-          <w:rFonts w:asciiTheme="majorHAnsi" w:hAnsiTheme="majorHAnsi" w:cstheme="majorHAnsi"/>
-          <w:color w:val="000000"/>
-          <w:sz w:val="24"/>
-          <w:szCs w:val="24"/>
-        </w:rPr>
-      </w:pPr>
-    </w:p>
-    <w:p>
-      <w:pPr>
+        <w:widowControl/>
+        <w:spacing w:after="0" w:line="240" w:lineRule="auto"/>
+        <w:rPr>
+          <w:rFonts w:asciiTheme="majorHAnsi" w:hAnsiTheme="majorHAnsi" w:cstheme="majorHAnsi"/>
+          <w:color w:val="000000"/>
+          <w:sz w:val="24"/>
+          <w:szCs w:val="24"/>
+        </w:rPr>
+      </w:pPr>
+    </w:p>
+    <w:p>
+      <w:pPr>
+        <w:widowControl/>
         <w:spacing w:after="0" w:line="240" w:lineRule="auto"/>
         <w:jc w:val="both"/>
         <w:rPr>
@@ -4401,6 +4312,7 @@
     </w:p>
     <w:p>
       <w:pPr>
+        <w:widowControl/>
         <w:spacing w:after="0" w:line="240" w:lineRule="auto"/>
         <w:jc w:val="both"/>
         <w:rPr>
@@ -4414,6 +4326,8 @@
     <w:p>
       <w:pPr>
         <w:pStyle w:val="Heading2"/>
+        <w:keepNext/>
+        <w:widowControl/>
         <w:rPr>
           <w:rFonts w:asciiTheme="majorHAnsi" w:hAnsiTheme="majorHAnsi" w:cstheme="majorHAnsi"/>
         </w:rPr>
@@ -4426,6 +4340,7 @@
     </w:p>
     <w:p>
       <w:pPr>
+        <w:widowControl/>
         <w:spacing w:after="0" w:line="240" w:lineRule="auto"/>
         <w:jc w:val="both"/>
         <w:rPr>
@@ -4440,6 +4355,7 @@
     </w:p>
     <w:p>
       <w:pPr>
+        <w:widowControl/>
         <w:spacing w:after="0" w:line="240" w:lineRule="auto"/>
         <w:jc w:val="both"/>
         <w:rPr>
@@ -4533,17 +4449,20 @@
     </w:p>
     <w:p>
       <w:pPr>
-        <w:spacing w:after="0" w:line="240" w:lineRule="auto"/>
-        <w:rPr>
-          <w:rFonts w:asciiTheme="majorHAnsi" w:hAnsiTheme="majorHAnsi" w:cstheme="majorHAnsi"/>
-          <w:color w:val="000000"/>
-          <w:sz w:val="24"/>
-          <w:szCs w:val="24"/>
-        </w:rPr>
-      </w:pPr>
-    </w:p>
-    <w:p>
-      <w:pPr>
+        <w:widowControl/>
+        <w:spacing w:after="0" w:line="240" w:lineRule="auto"/>
+        <w:rPr>
+          <w:rFonts w:asciiTheme="majorHAnsi" w:hAnsiTheme="majorHAnsi" w:cstheme="majorHAnsi"/>
+          <w:color w:val="000000"/>
+          <w:sz w:val="24"/>
+          <w:szCs w:val="24"/>
+        </w:rPr>
+      </w:pPr>
+    </w:p>
+    <w:p>
+      <w:pPr>
+        <w:keepNext/>
+        <w:widowControl/>
         <w:spacing w:after="0" w:line="240" w:lineRule="auto"/>
         <w:rPr>
           <w:rFonts w:asciiTheme="majorHAnsi" w:hAnsiTheme="majorHAnsi" w:cstheme="majorHAnsi"/>
@@ -4565,6 +4484,7 @@
     </w:p>
     <w:p>
       <w:pPr>
+        <w:widowControl/>
         <w:spacing w:after="0" w:line="240" w:lineRule="auto"/>
         <w:rPr>
           <w:rFonts w:asciiTheme="majorHAnsi" w:hAnsiTheme="majorHAnsi" w:cstheme="majorHAnsi"/>
@@ -4576,6 +4496,7 @@
     </w:p>
     <w:p>
       <w:pPr>
+        <w:widowControl/>
         <w:spacing w:after="0" w:line="240" w:lineRule="auto"/>
         <w:jc w:val="both"/>
         <w:rPr>
@@ -4813,7 +4734,7 @@
     </w:p>
     <w:p>
       <w:pPr>
-        <w:pageBreakBefore/>
+        <w:widowControl/>
         <w:spacing w:after="0" w:line="240" w:lineRule="auto"/>
         <w:jc w:val="both"/>
         <w:rPr>
@@ -4825,6 +4746,7 @@
     </w:p>
     <w:p>
       <w:pPr>
+        <w:widowControl/>
         <w:spacing w:after="0" w:line="240" w:lineRule="auto"/>
         <w:jc w:val="both"/>
         <w:rPr>
@@ -4833,39 +4755,6 @@
           <w:szCs w:val="24"/>
         </w:rPr>
       </w:pPr>
-    </w:p>
-    <w:p>
-      <w:pPr>
-        <w:spacing w:after="0" w:line="240" w:lineRule="auto"/>
-        <w:jc w:val="both"/>
-        <w:rPr>
-          <w:rFonts w:asciiTheme="majorHAnsi" w:hAnsiTheme="majorHAnsi" w:cstheme="majorHAnsi"/>
-          <w:sz w:val="24"/>
-          <w:szCs w:val="24"/>
-        </w:rPr>
-      </w:pPr>
-    </w:p>
-    <w:p>
-      <w:pPr>
-        <w:spacing w:after="0" w:line="240" w:lineRule="auto"/>
-        <w:jc w:val="both"/>
-        <w:rPr>
-          <w:rFonts w:asciiTheme="majorHAnsi" w:hAnsiTheme="majorHAnsi" w:cstheme="majorHAnsi"/>
-          <w:sz w:val="24"/>
-          <w:szCs w:val="24"/>
-        </w:rPr>
-      </w:pPr>
-    </w:p>
-    <w:p>
-      <w:pPr>
-        <w:spacing w:after="0" w:line="240" w:lineRule="auto"/>
-        <w:jc w:val="both"/>
-        <w:rPr>
-          <w:rFonts w:asciiTheme="majorHAnsi" w:hAnsiTheme="majorHAnsi" w:cstheme="majorHAnsi"/>
-          <w:sz w:val="24"/>
-          <w:szCs w:val="24"/>
-        </w:rPr>
-      </w:pPr>
       <w:r>
         <w:rPr>
           <w:rFonts w:asciiTheme="majorHAnsi" w:hAnsiTheme="majorHAnsi" w:cstheme="majorHAnsi"/>
@@ -4958,6 +4847,7 @@
     <w:p>
       <w:pPr>
         <w:pStyle w:val="Default"/>
+        <w:widowControl/>
         <w:rPr>
           <w:rFonts w:asciiTheme="majorHAnsi" w:hAnsiTheme="majorHAnsi" w:cstheme="majorHAnsi"/>
         </w:rPr>
@@ -4966,6 +4856,7 @@
     <w:p>
       <w:pPr>
         <w:pStyle w:val="Default"/>
+        <w:widowControl/>
         <w:rPr>
           <w:rFonts w:asciiTheme="majorHAnsi" w:hAnsiTheme="majorHAnsi" w:cstheme="majorHAnsi"/>
         </w:rPr>
@@ -4980,6 +4871,7 @@
     <w:p>
       <w:pPr>
         <w:pStyle w:val="Default"/>
+        <w:widowControl/>
         <w:rPr>
           <w:rFonts w:asciiTheme="majorHAnsi" w:hAnsiTheme="majorHAnsi" w:cstheme="majorHAnsi"/>
           <w:b/>
@@ -4992,6 +4884,8 @@
     <w:p>
       <w:pPr>
         <w:pStyle w:val="Default"/>
+        <w:keepNext/>
+        <w:widowControl/>
         <w:rPr>
           <w:rFonts w:asciiTheme="majorHAnsi" w:hAnsiTheme="majorHAnsi" w:cstheme="majorHAnsi"/>
           <w:b/>
@@ -5034,6 +4928,7 @@
     <w:p>
       <w:pPr>
         <w:pStyle w:val="Default"/>
+        <w:widowControl/>
         <w:rPr>
           <w:rFonts w:asciiTheme="majorHAnsi" w:hAnsiTheme="majorHAnsi" w:cstheme="majorHAnsi"/>
           <w:b/>
@@ -5046,6 +4941,7 @@
     <w:p>
       <w:pPr>
         <w:pStyle w:val="Default"/>
+        <w:widowControl/>
         <w:rPr>
           <w:rFonts w:asciiTheme="majorHAnsi" w:hAnsiTheme="majorHAnsi" w:cstheme="majorHAnsi"/>
           <w:sz w:val="23"/>
@@ -5128,6 +5024,7 @@
     <w:p>
       <w:pPr>
         <w:pStyle w:val="Default"/>
+        <w:widowControl/>
         <w:rPr>
           <w:rFonts w:asciiTheme="majorHAnsi" w:hAnsiTheme="majorHAnsi" w:cstheme="majorHAnsi"/>
           <w:sz w:val="23"/>
@@ -5228,6 +5125,7 @@
     <w:p>
       <w:pPr>
         <w:pStyle w:val="Default"/>
+        <w:widowControl/>
         <w:rPr>
           <w:rFonts w:asciiTheme="majorHAnsi" w:hAnsiTheme="majorHAnsi" w:cstheme="majorHAnsi"/>
           <w:sz w:val="23"/>
@@ -5310,6 +5208,7 @@
     <w:p>
       <w:pPr>
         <w:pStyle w:val="Default"/>
+        <w:widowControl/>
         <w:rPr>
           <w:rFonts w:asciiTheme="majorHAnsi" w:hAnsiTheme="majorHAnsi" w:cstheme="majorHAnsi"/>
           <w:sz w:val="23"/>
@@ -5319,6 +5218,8 @@
     </w:p>
     <w:p>
       <w:pPr>
+        <w:keepNext/>
+        <w:widowControl/>
         <w:rPr>
           <w:rFonts w:asciiTheme="majorHAnsi" w:hAnsiTheme="majorHAnsi" w:cstheme="majorHAnsi"/>
           <w:b/>
@@ -5340,6 +5241,7 @@
     </w:p>
     <w:p>
       <w:pPr>
+        <w:widowControl/>
         <w:spacing w:after="0" w:line="240" w:lineRule="auto"/>
         <w:jc w:val="both"/>
         <w:rPr>
@@ -5460,17 +5362,19 @@
     </w:p>
     <w:p>
       <w:pPr>
-        <w:spacing w:after="0" w:line="240" w:lineRule="auto"/>
-        <w:rPr>
-          <w:rFonts w:asciiTheme="majorHAnsi" w:hAnsiTheme="majorHAnsi" w:cstheme="majorHAnsi"/>
-          <w:color w:val="000000"/>
-          <w:sz w:val="24"/>
-          <w:szCs w:val="24"/>
-        </w:rPr>
-      </w:pPr>
-    </w:p>
-    <w:p>
-      <w:pPr>
+        <w:widowControl/>
+        <w:spacing w:after="0" w:line="240" w:lineRule="auto"/>
+        <w:rPr>
+          <w:rFonts w:asciiTheme="majorHAnsi" w:hAnsiTheme="majorHAnsi" w:cstheme="majorHAnsi"/>
+          <w:color w:val="000000"/>
+          <w:sz w:val="24"/>
+          <w:szCs w:val="24"/>
+        </w:rPr>
+      </w:pPr>
+    </w:p>
+    <w:p>
+      <w:pPr>
+        <w:widowControl/>
         <w:spacing w:after="0" w:line="240" w:lineRule="auto"/>
         <w:jc w:val="both"/>
         <w:rPr>
@@ -5490,17 +5394,19 @@
     </w:p>
     <w:p>
       <w:pPr>
-        <w:spacing w:after="0" w:line="240" w:lineRule="auto"/>
-        <w:rPr>
-          <w:rFonts w:asciiTheme="majorHAnsi" w:hAnsiTheme="majorHAnsi" w:cstheme="majorHAnsi"/>
-          <w:color w:val="000000"/>
-          <w:sz w:val="24"/>
-          <w:szCs w:val="24"/>
-        </w:rPr>
-      </w:pPr>
-    </w:p>
-    <w:p>
-      <w:pPr>
+        <w:widowControl/>
+        <w:spacing w:after="0" w:line="240" w:lineRule="auto"/>
+        <w:rPr>
+          <w:rFonts w:asciiTheme="majorHAnsi" w:hAnsiTheme="majorHAnsi" w:cstheme="majorHAnsi"/>
+          <w:color w:val="000000"/>
+          <w:sz w:val="24"/>
+          <w:szCs w:val="24"/>
+        </w:rPr>
+      </w:pPr>
+    </w:p>
+    <w:p>
+      <w:pPr>
+        <w:widowControl/>
         <w:spacing w:after="0" w:line="240" w:lineRule="auto"/>
         <w:jc w:val="both"/>
         <w:rPr>
@@ -5520,17 +5426,19 @@
     </w:p>
     <w:p>
       <w:pPr>
-        <w:spacing w:after="0" w:line="240" w:lineRule="auto"/>
-        <w:rPr>
-          <w:rFonts w:asciiTheme="majorHAnsi" w:hAnsiTheme="majorHAnsi" w:cstheme="majorHAnsi"/>
-          <w:color w:val="000000"/>
-          <w:sz w:val="24"/>
-          <w:szCs w:val="24"/>
-        </w:rPr>
-      </w:pPr>
-    </w:p>
-    <w:p>
-      <w:pPr>
+        <w:widowControl/>
+        <w:spacing w:after="0" w:line="240" w:lineRule="auto"/>
+        <w:rPr>
+          <w:rFonts w:asciiTheme="majorHAnsi" w:hAnsiTheme="majorHAnsi" w:cstheme="majorHAnsi"/>
+          <w:color w:val="000000"/>
+          <w:sz w:val="24"/>
+          <w:szCs w:val="24"/>
+        </w:rPr>
+      </w:pPr>
+    </w:p>
+    <w:p>
+      <w:pPr>
+        <w:widowControl/>
         <w:spacing w:after="0" w:line="240" w:lineRule="auto"/>
         <w:jc w:val="both"/>
         <w:rPr>
@@ -5561,17 +5469,19 @@
     </w:p>
     <w:p>
       <w:pPr>
-        <w:spacing w:after="0" w:line="240" w:lineRule="auto"/>
-        <w:rPr>
-          <w:rFonts w:asciiTheme="majorHAnsi" w:hAnsiTheme="majorHAnsi" w:cstheme="majorHAnsi"/>
-          <w:color w:val="000000"/>
-          <w:sz w:val="24"/>
-          <w:szCs w:val="24"/>
-        </w:rPr>
-      </w:pPr>
-    </w:p>
-    <w:p>
-      <w:pPr>
+        <w:widowControl/>
+        <w:spacing w:after="0" w:line="240" w:lineRule="auto"/>
+        <w:rPr>
+          <w:rFonts w:asciiTheme="majorHAnsi" w:hAnsiTheme="majorHAnsi" w:cstheme="majorHAnsi"/>
+          <w:color w:val="000000"/>
+          <w:sz w:val="24"/>
+          <w:szCs w:val="24"/>
+        </w:rPr>
+      </w:pPr>
+    </w:p>
+    <w:p>
+      <w:pPr>
+        <w:widowControl/>
         <w:spacing w:after="0" w:line="240" w:lineRule="auto"/>
         <w:rPr>
           <w:rFonts w:asciiTheme="majorHAnsi" w:hAnsiTheme="majorHAnsi" w:cstheme="majorHAnsi"/>
@@ -5592,17 +5502,19 @@
     </w:p>
     <w:p>
       <w:pPr>
-        <w:spacing w:after="0" w:line="240" w:lineRule="auto"/>
-        <w:rPr>
-          <w:rFonts w:asciiTheme="majorHAnsi" w:hAnsiTheme="majorHAnsi" w:cstheme="majorHAnsi"/>
-          <w:color w:val="000000"/>
-          <w:sz w:val="24"/>
-          <w:szCs w:val="24"/>
-        </w:rPr>
-      </w:pPr>
-    </w:p>
-    <w:p>
-      <w:pPr>
+        <w:widowControl/>
+        <w:spacing w:after="0" w:line="240" w:lineRule="auto"/>
+        <w:rPr>
+          <w:rFonts w:asciiTheme="majorHAnsi" w:hAnsiTheme="majorHAnsi" w:cstheme="majorHAnsi"/>
+          <w:color w:val="000000"/>
+          <w:sz w:val="24"/>
+          <w:szCs w:val="24"/>
+        </w:rPr>
+      </w:pPr>
+    </w:p>
+    <w:p>
+      <w:pPr>
+        <w:widowControl/>
         <w:spacing w:after="0" w:line="240" w:lineRule="auto"/>
         <w:rPr>
           <w:rFonts w:asciiTheme="majorHAnsi" w:hAnsiTheme="majorHAnsi" w:cstheme="majorHAnsi"/>
@@ -5621,6 +5533,7 @@
     </w:p>
     <w:p>
       <w:pPr>
+        <w:widowControl/>
         <w:spacing w:after="0" w:line="240" w:lineRule="auto"/>
         <w:rPr>
           <w:rFonts w:asciiTheme="majorHAnsi" w:hAnsiTheme="majorHAnsi" w:cstheme="majorHAnsi"/>
@@ -5639,6 +5552,7 @@
     </w:p>
     <w:p>
       <w:pPr>
+        <w:widowControl/>
         <w:spacing w:after="0" w:line="240" w:lineRule="auto"/>
         <w:rPr>
           <w:rFonts w:asciiTheme="majorHAnsi" w:hAnsiTheme="majorHAnsi" w:cstheme="majorHAnsi"/>
@@ -5657,6 +5571,8 @@
     </w:p>
     <w:p>
       <w:pPr>
+        <w:keepNext/>
+        <w:widowControl/>
         <w:rPr>
           <w:rFonts w:asciiTheme="majorHAnsi" w:hAnsiTheme="majorHAnsi" w:cstheme="majorHAnsi"/>
           <w:b/>
@@ -5676,6 +5592,7 @@
     </w:p>
     <w:p>
       <w:pPr>
+        <w:widowControl/>
         <w:numPr>
           <w:ilvl w:val="0"/>
           <w:numId w:val="32"/>
@@ -5710,6 +5627,7 @@
     </w:p>
     <w:p>
       <w:pPr>
+        <w:widowControl/>
         <w:numPr>
           <w:ilvl w:val="0"/>
           <w:numId w:val="32"/>
@@ -5732,6 +5650,8 @@
     </w:p>
     <w:p>
       <w:pPr>
+        <w:keepNext/>
+        <w:widowControl/>
         <w:rPr>
           <w:rFonts w:asciiTheme="majorHAnsi" w:hAnsiTheme="majorHAnsi" w:cstheme="majorHAnsi"/>
           <w:b/>
@@ -5753,6 +5673,7 @@
     </w:p>
     <w:p>
       <w:pPr>
+        <w:widowControl/>
         <w:spacing w:before="100" w:beforeAutospacing="1" w:after="0" w:line="240" w:lineRule="auto"/>
         <w:rPr>
           <w:rFonts w:asciiTheme="majorHAnsi" w:eastAsia="Times New Roman" w:hAnsiTheme="majorHAnsi" w:cstheme="majorHAnsi"/>
@@ -5771,6 +5692,7 @@
     </w:p>
     <w:p>
       <w:pPr>
+        <w:widowControl/>
         <w:spacing w:before="100" w:beforeAutospacing="1" w:after="0" w:line="240" w:lineRule="auto"/>
         <w:rPr>
           <w:rFonts w:asciiTheme="majorHAnsi" w:eastAsia="Times New Roman" w:hAnsiTheme="majorHAnsi" w:cstheme="majorHAnsi"/>
@@ -5789,6 +5711,7 @@
     </w:p>
     <w:p>
       <w:pPr>
+        <w:widowControl/>
         <w:spacing w:before="100" w:beforeAutospacing="1" w:after="0" w:line="240" w:lineRule="auto"/>
         <w:rPr>
           <w:rFonts w:asciiTheme="majorHAnsi" w:eastAsia="Times New Roman" w:hAnsiTheme="majorHAnsi" w:cstheme="majorHAnsi"/>
@@ -5807,6 +5730,7 @@
     </w:p>
     <w:p>
       <w:pPr>
+        <w:widowControl/>
         <w:spacing w:after="0" w:line="240" w:lineRule="auto"/>
         <w:rPr>
           <w:rFonts w:asciiTheme="majorHAnsi" w:eastAsia="Times New Roman" w:hAnsiTheme="majorHAnsi" w:cstheme="majorHAnsi"/>
@@ -5817,6 +5741,7 @@
     </w:p>
     <w:p>
       <w:pPr>
+        <w:widowControl/>
         <w:spacing w:after="0" w:line="240" w:lineRule="auto"/>
         <w:rPr>
           <w:rFonts w:asciiTheme="majorHAnsi" w:eastAsia="Times New Roman" w:hAnsiTheme="majorHAnsi" w:cstheme="majorHAnsi"/>
@@ -5835,6 +5760,7 @@
     </w:p>
     <w:p>
       <w:pPr>
+        <w:widowControl/>
         <w:spacing w:after="0" w:line="240" w:lineRule="auto"/>
         <w:rPr>
           <w:rFonts w:asciiTheme="majorHAnsi" w:eastAsia="Times New Roman" w:hAnsiTheme="majorHAnsi" w:cstheme="majorHAnsi"/>
@@ -5845,6 +5771,7 @@
     </w:p>
     <w:p>
       <w:pPr>
+        <w:widowControl/>
         <w:spacing w:after="0" w:line="240" w:lineRule="auto"/>
         <w:rPr>
           <w:rFonts w:asciiTheme="majorHAnsi" w:eastAsia="Times New Roman" w:hAnsiTheme="majorHAnsi" w:cstheme="majorHAnsi"/>
@@ -5868,6 +5795,7 @@
     <w:p>
       <w:pPr>
         <w:pStyle w:val="p2"/>
+        <w:widowControl/>
         <w:spacing w:before="0" w:beforeAutospacing="0" w:after="0" w:afterAutospacing="0"/>
         <w:ind w:left="360"/>
         <w:rPr>
@@ -5881,6 +5809,7 @@
     <w:p>
       <w:pPr>
         <w:pStyle w:val="p1"/>
+        <w:widowControl/>
         <w:spacing w:before="0" w:beforeAutospacing="0" w:after="0" w:afterAutospacing="0"/>
         <w:rPr>
           <w:rFonts w:asciiTheme="majorHAnsi" w:hAnsiTheme="majorHAnsi" w:cstheme="majorHAnsi"/>
@@ -5899,6 +5828,8 @@
     <w:p>
       <w:pPr>
         <w:pStyle w:val="Heading2"/>
+        <w:keepNext/>
+        <w:widowControl/>
         <w:numPr>
           <w:ilvl w:val="1"/>
           <w:numId w:val="35"/>
@@ -5926,6 +5857,8 @@
     <w:p>
       <w:pPr>
         <w:pStyle w:val="Heading2"/>
+        <w:keepNext/>
+        <w:widowControl/>
       </w:pPr>
       <w:r>
         <w:rPr>
@@ -5936,6 +5869,7 @@
     </w:p>
     <w:p>
       <w:pPr>
+        <w:widowControl/>
         <w:spacing w:after="0" w:line="240" w:lineRule="auto"/>
         <w:rPr>
           <w:rFonts w:asciiTheme="majorHAnsi" w:hAnsiTheme="majorHAnsi" w:cstheme="majorHAnsi"/>
@@ -5947,6 +5881,7 @@
     </w:p>
     <w:p>
       <w:pPr>
+        <w:widowControl/>
         <w:spacing w:after="0" w:line="240" w:lineRule="auto"/>
         <w:rPr>
           <w:rFonts w:asciiTheme="majorHAnsi" w:hAnsiTheme="majorHAnsi" w:cstheme="majorHAnsi"/>
@@ -5965,7 +5900,10 @@
       </w:r>
     </w:p>
     <w:p>
-      <w:pPr/>
+      <w:pPr>
+        <w:keepNext/>
+        <w:widowControl/>
+      </w:pPr>
       <w:r>
         <w:rPr>
           <w:b/>
@@ -5976,16 +5914,18 @@
     </w:p>
     <w:p>
       <w:pPr>
-        <w:spacing w:after="0" w:line="240" w:lineRule="auto"/>
-        <w:rPr>
-          <w:rFonts w:asciiTheme="majorHAnsi" w:hAnsiTheme="majorHAnsi" w:cstheme="majorHAnsi"/>
-          <w:sz w:val="24"/>
-          <w:szCs w:val="24"/>
-        </w:rPr>
-      </w:pPr>
-    </w:p>
-    <w:p>
-      <w:pPr>
+        <w:widowControl/>
+        <w:spacing w:after="0" w:line="240" w:lineRule="auto"/>
+        <w:rPr>
+          <w:rFonts w:asciiTheme="majorHAnsi" w:hAnsiTheme="majorHAnsi" w:cstheme="majorHAnsi"/>
+          <w:sz w:val="24"/>
+          <w:szCs w:val="24"/>
+        </w:rPr>
+      </w:pPr>
+    </w:p>
+    <w:p>
+      <w:pPr>
+        <w:widowControl/>
         <w:spacing w:after="0" w:line="240" w:lineRule="auto"/>
         <w:rPr>
           <w:rFonts w:asciiTheme="majorHAnsi" w:hAnsiTheme="majorHAnsi" w:cstheme="majorHAnsi"/>
@@ -6005,7 +5945,10 @@
       </w:r>
     </w:p>
     <w:p>
-      <w:pPr/>
+      <w:pPr>
+        <w:keepNext/>
+        <w:widowControl/>
+      </w:pPr>
       <w:r>
         <w:rPr>
           <w:b/>
@@ -6017,55 +5960,16 @@
     </w:p>
     <w:p>
       <w:pPr>
-        <w:pageBreakBefore/>
-        <w:spacing w:after="0" w:line="240" w:lineRule="auto"/>
-        <w:rPr>
-          <w:rFonts w:asciiTheme="majorHAnsi" w:hAnsiTheme="majorHAnsi" w:cstheme="majorHAnsi"/>
-        </w:rPr>
-      </w:pPr>
-    </w:p>
-    <w:p>
-      <w:pPr>
-        <w:spacing w:after="0" w:line="240" w:lineRule="auto"/>
-        <w:rPr>
-          <w:rFonts w:asciiTheme="majorHAnsi" w:hAnsiTheme="majorHAnsi" w:cstheme="majorHAnsi"/>
-          <w:sz w:val="24"/>
-          <w:szCs w:val="24"/>
-        </w:rPr>
-      </w:pPr>
-    </w:p>
-    <w:p>
-      <w:pPr>
-        <w:spacing w:after="0" w:line="240" w:lineRule="auto"/>
-        <w:rPr>
-          <w:rFonts w:asciiTheme="majorHAnsi" w:hAnsiTheme="majorHAnsi" w:cstheme="majorHAnsi"/>
-          <w:sz w:val="24"/>
-          <w:szCs w:val="24"/>
-        </w:rPr>
-      </w:pPr>
-    </w:p>
-    <w:p>
-      <w:pPr>
-        <w:spacing w:after="0" w:line="240" w:lineRule="auto"/>
-        <w:rPr>
-          <w:rFonts w:asciiTheme="majorHAnsi" w:hAnsiTheme="majorHAnsi" w:cstheme="majorHAnsi"/>
-          <w:sz w:val="24"/>
-          <w:szCs w:val="24"/>
-        </w:rPr>
-      </w:pPr>
-    </w:p>
-    <w:p>
-      <w:pPr>
-        <w:spacing w:after="0" w:line="240" w:lineRule="auto"/>
-        <w:rPr>
-          <w:rFonts w:asciiTheme="majorHAnsi" w:hAnsiTheme="majorHAnsi" w:cstheme="majorHAnsi"/>
-          <w:sz w:val="24"/>
-          <w:szCs w:val="24"/>
-        </w:rPr>
-      </w:pPr>
-    </w:p>
-    <w:p>
-      <w:pPr>
+        <w:widowControl/>
+        <w:spacing w:after="0" w:line="240" w:lineRule="auto"/>
+        <w:rPr>
+          <w:rFonts w:asciiTheme="majorHAnsi" w:hAnsiTheme="majorHAnsi" w:cstheme="majorHAnsi"/>
+        </w:rPr>
+      </w:pPr>
+    </w:p>
+    <w:p>
+      <w:pPr>
+        <w:widowControl/>
         <w:spacing w:after="0" w:line="240" w:lineRule="auto"/>
         <w:rPr>
           <w:rFonts w:asciiTheme="majorHAnsi" w:hAnsiTheme="majorHAnsi" w:cstheme="majorHAnsi"/>
@@ -6097,16 +6001,18 @@
     </w:p>
     <w:p>
       <w:pPr>
-        <w:spacing w:after="0" w:line="240" w:lineRule="auto"/>
-        <w:rPr>
-          <w:rFonts w:asciiTheme="majorHAnsi" w:hAnsiTheme="majorHAnsi" w:cstheme="majorHAnsi"/>
-          <w:sz w:val="24"/>
-          <w:szCs w:val="24"/>
-        </w:rPr>
-      </w:pPr>
-    </w:p>
-    <w:p>
-      <w:pPr>
+        <w:widowControl/>
+        <w:spacing w:after="0" w:line="240" w:lineRule="auto"/>
+        <w:rPr>
+          <w:rFonts w:asciiTheme="majorHAnsi" w:hAnsiTheme="majorHAnsi" w:cstheme="majorHAnsi"/>
+          <w:sz w:val="24"/>
+          <w:szCs w:val="24"/>
+        </w:rPr>
+      </w:pPr>
+    </w:p>
+    <w:p>
+      <w:pPr>
+        <w:widowControl/>
         <w:spacing w:after="0" w:line="240" w:lineRule="auto"/>
         <w:rPr>
           <w:rFonts w:asciiTheme="majorHAnsi" w:hAnsiTheme="majorHAnsi" w:cstheme="majorHAnsi"/>
@@ -6143,6 +6049,7 @@
     </w:p>
     <w:p>
       <w:pPr>
+        <w:widowControl/>
         <w:rPr>
           <w:rFonts w:asciiTheme="majorHAnsi" w:hAnsiTheme="majorHAnsi" w:cstheme="majorHAnsi"/>
         </w:rPr>
@@ -6151,6 +6058,8 @@
     <w:p>
       <w:pPr>
         <w:pStyle w:val="Heading2"/>
+        <w:keepNext/>
+        <w:widowControl/>
         <w:numPr>
           <w:ilvl w:val="1"/>
           <w:numId w:val="35"/>
@@ -6177,6 +6086,7 @@
     </w:p>
     <w:p>
       <w:pPr>
+        <w:widowControl/>
         <w:rPr>
           <w:rFonts w:asciiTheme="majorHAnsi" w:hAnsiTheme="majorHAnsi" w:cstheme="majorHAnsi"/>
         </w:rPr>
@@ -6185,6 +6095,7 @@
     <w:p>
       <w:pPr>
         <w:pStyle w:val="Heading2"/>
+        <w:widowControl/>
         <w:spacing w:before="0" w:line="240" w:lineRule="auto"/>
         <w:rPr>
           <w:rFonts w:asciiTheme="majorHAnsi" w:hAnsiTheme="majorHAnsi" w:cstheme="majorHAnsi"/>
@@ -6267,6 +6178,7 @@
     </w:p>
     <w:p>
       <w:pPr>
+        <w:widowControl/>
         <w:rPr>
           <w:rFonts w:asciiTheme="majorHAnsi" w:hAnsiTheme="majorHAnsi" w:cstheme="majorHAnsi"/>
         </w:rPr>
@@ -6275,6 +6187,8 @@
     <w:p>
       <w:pPr>
         <w:pStyle w:val="Heading2"/>
+        <w:keepNext/>
+        <w:widowControl/>
         <w:numPr>
           <w:ilvl w:val="1"/>
           <w:numId w:val="35"/>
@@ -6295,13 +6209,15 @@
     </w:p>
     <w:p>
       <w:pPr>
-        <w:rPr>
-          <w:rFonts w:asciiTheme="majorHAnsi" w:hAnsiTheme="majorHAnsi" w:cstheme="majorHAnsi"/>
-        </w:rPr>
-      </w:pPr>
-    </w:p>
-    <w:p>
-      <w:pPr>
+        <w:widowControl/>
+        <w:rPr>
+          <w:rFonts w:asciiTheme="majorHAnsi" w:hAnsiTheme="majorHAnsi" w:cstheme="majorHAnsi"/>
+        </w:rPr>
+      </w:pPr>
+    </w:p>
+    <w:p>
+      <w:pPr>
+        <w:widowControl/>
         <w:spacing w:line="240" w:lineRule="auto"/>
         <w:jc w:val="both"/>
         <w:rPr>
@@ -6335,6 +6251,7 @@
     </w:p>
     <w:p>
       <w:pPr>
+        <w:widowControl/>
         <w:jc w:val="both"/>
         <w:rPr>
           <w:rFonts w:asciiTheme="majorHAnsi" w:hAnsiTheme="majorHAnsi" w:cstheme="majorHAnsi"/>
@@ -6537,6 +6454,7 @@
     </w:p>
     <w:p>
       <w:pPr>
+        <w:widowControl/>
         <w:jc w:val="both"/>
         <w:rPr>
           <w:rFonts w:asciiTheme="majorHAnsi" w:hAnsiTheme="majorHAnsi" w:cstheme="majorHAnsi"/>
@@ -6571,48 +6489,10 @@
     </w:p>
     <w:p>
       <w:pPr>
+        <w:pStyle w:val="Heading1"/>
+        <w:keepNext/>
         <w:pageBreakBefore/>
-        <w:jc w:val="both"/>
-        <w:rPr>
-          <w:rFonts w:asciiTheme="majorHAnsi" w:hAnsiTheme="majorHAnsi" w:cstheme="majorHAnsi"/>
-          <w:sz w:val="24"/>
-          <w:szCs w:val="24"/>
-        </w:rPr>
-      </w:pPr>
-    </w:p>
-    <w:p>
-      <w:pPr>
-        <w:jc w:val="both"/>
-        <w:rPr>
-          <w:rFonts w:asciiTheme="majorHAnsi" w:hAnsiTheme="majorHAnsi" w:cstheme="majorHAnsi"/>
-          <w:sz w:val="24"/>
-          <w:szCs w:val="24"/>
-        </w:rPr>
-      </w:pPr>
-    </w:p>
-    <w:p>
-      <w:pPr>
-        <w:jc w:val="both"/>
-        <w:rPr>
-          <w:rFonts w:asciiTheme="majorHAnsi" w:hAnsiTheme="majorHAnsi" w:cstheme="majorHAnsi"/>
-          <w:sz w:val="24"/>
-          <w:szCs w:val="24"/>
-        </w:rPr>
-      </w:pPr>
-    </w:p>
-    <w:p>
-      <w:pPr>
-        <w:jc w:val="both"/>
-        <w:rPr>
-          <w:rFonts w:asciiTheme="majorHAnsi" w:hAnsiTheme="majorHAnsi" w:cstheme="majorHAnsi"/>
-          <w:sz w:val="24"/>
-          <w:szCs w:val="24"/>
-        </w:rPr>
-      </w:pPr>
-    </w:p>
-    <w:p>
-      <w:pPr>
-        <w:pStyle w:val="Heading1"/>
+        <w:widowControl/>
         <w:numPr>
           <w:ilvl w:val="0"/>
           <w:numId w:val="35"/>
@@ -6633,6 +6513,8 @@
     <w:p>
       <w:pPr>
         <w:pStyle w:val="Heading1"/>
+        <w:keepNext/>
+        <w:widowControl/>
         <w:rPr>
           <w:rFonts w:asciiTheme="majorHAnsi" w:eastAsia="Calibri" w:hAnsiTheme="majorHAnsi" w:cstheme="majorHAnsi"/>
           <w:sz w:val="24"/>
@@ -6652,6 +6534,7 @@
     </w:p>
     <w:p>
       <w:pPr>
+        <w:widowControl/>
         <w:jc w:val="both"/>
         <w:rPr>
           <w:rFonts w:asciiTheme="majorHAnsi" w:hAnsiTheme="majorHAnsi" w:cstheme="majorHAnsi"/>
@@ -6670,6 +6553,7 @@
     </w:p>
     <w:p>
       <w:pPr>
+        <w:widowControl/>
         <w:numPr>
           <w:ilvl w:val="0"/>
           <w:numId w:val="4"/>
@@ -6699,6 +6583,7 @@
     </w:p>
     <w:p>
       <w:pPr>
+        <w:widowControl/>
         <w:numPr>
           <w:ilvl w:val="0"/>
           <w:numId w:val="4"/>
@@ -6762,6 +6647,7 @@
     </w:p>
     <w:p>
       <w:pPr>
+        <w:widowControl/>
         <w:numPr>
           <w:ilvl w:val="0"/>
           <w:numId w:val="4"/>
@@ -6796,6 +6682,7 @@
     </w:p>
     <w:p>
       <w:pPr>
+        <w:widowControl/>
         <w:numPr>
           <w:ilvl w:val="0"/>
           <w:numId w:val="4"/>
@@ -6858,6 +6745,7 @@
     </w:p>
     <w:p>
       <w:pPr>
+        <w:widowControl/>
         <w:numPr>
           <w:ilvl w:val="0"/>
           <w:numId w:val="4"/>
@@ -6968,6 +6856,7 @@
     </w:p>
     <w:p>
       <w:pPr>
+        <w:widowControl/>
         <w:spacing w:before="280" w:after="280" w:line="240" w:lineRule="auto"/>
         <w:jc w:val="both"/>
         <w:rPr>
@@ -6990,6 +6879,8 @@
     <w:p>
       <w:pPr>
         <w:pStyle w:val="Heading2"/>
+        <w:keepNext/>
+        <w:widowControl/>
         <w:spacing w:line="240" w:lineRule="auto"/>
         <w:rPr>
           <w:rFonts w:asciiTheme="majorHAnsi" w:hAnsiTheme="majorHAnsi" w:cstheme="majorHAnsi"/>
@@ -7001,6 +6892,7 @@
     </w:p>
     <w:p>
       <w:pPr>
+        <w:widowControl/>
         <w:spacing w:line="240" w:lineRule="auto"/>
         <w:rPr>
           <w:rFonts w:asciiTheme="majorHAnsi" w:hAnsiTheme="majorHAnsi" w:cstheme="majorHAnsi"/>
@@ -7009,6 +6901,7 @@
     </w:p>
     <w:p>
       <w:pPr>
+        <w:widowControl/>
         <w:spacing w:after="0" w:line="240" w:lineRule="auto"/>
         <w:jc w:val="both"/>
         <w:rPr>
@@ -7028,7 +6921,7 @@
     </w:p>
     <w:p>
       <w:pPr>
-        <w:pageBreakBefore/>
+        <w:widowControl/>
         <w:spacing w:after="0" w:line="240" w:lineRule="auto"/>
         <w:jc w:val="both"/>
         <w:rPr>
@@ -7041,91 +6934,9 @@
     </w:p>
     <w:p>
       <w:pPr>
-        <w:spacing w:after="0" w:line="240" w:lineRule="auto"/>
-        <w:jc w:val="both"/>
-        <w:rPr>
-          <w:rFonts w:asciiTheme="majorHAnsi" w:hAnsiTheme="majorHAnsi" w:cstheme="majorHAnsi"/>
-          <w:color w:val="000000"/>
-          <w:sz w:val="24"/>
-          <w:szCs w:val="24"/>
-        </w:rPr>
-      </w:pPr>
-    </w:p>
-    <w:p>
-      <w:pPr>
-        <w:spacing w:after="0" w:line="240" w:lineRule="auto"/>
-        <w:jc w:val="both"/>
-        <w:rPr>
-          <w:rFonts w:asciiTheme="majorHAnsi" w:hAnsiTheme="majorHAnsi" w:cstheme="majorHAnsi"/>
-          <w:color w:val="000000"/>
-          <w:sz w:val="24"/>
-          <w:szCs w:val="24"/>
-        </w:rPr>
-      </w:pPr>
-    </w:p>
-    <w:p>
-      <w:pPr>
-        <w:spacing w:after="0" w:line="240" w:lineRule="auto"/>
-        <w:jc w:val="both"/>
-        <w:rPr>
-          <w:rFonts w:asciiTheme="majorHAnsi" w:hAnsiTheme="majorHAnsi" w:cstheme="majorHAnsi"/>
-          <w:color w:val="000000"/>
-          <w:sz w:val="24"/>
-          <w:szCs w:val="24"/>
-        </w:rPr>
-      </w:pPr>
-    </w:p>
-    <w:p>
-      <w:pPr>
-        <w:spacing w:after="0" w:line="240" w:lineRule="auto"/>
-        <w:jc w:val="both"/>
-        <w:rPr>
-          <w:rFonts w:asciiTheme="majorHAnsi" w:hAnsiTheme="majorHAnsi" w:cstheme="majorHAnsi"/>
-          <w:color w:val="000000"/>
-          <w:sz w:val="24"/>
-          <w:szCs w:val="24"/>
-        </w:rPr>
-      </w:pPr>
-    </w:p>
-    <w:p>
-      <w:pPr>
-        <w:spacing w:after="0" w:line="240" w:lineRule="auto"/>
-        <w:jc w:val="both"/>
-        <w:rPr>
-          <w:rFonts w:asciiTheme="majorHAnsi" w:hAnsiTheme="majorHAnsi" w:cstheme="majorHAnsi"/>
-          <w:color w:val="000000"/>
-          <w:sz w:val="24"/>
-          <w:szCs w:val="24"/>
-        </w:rPr>
-      </w:pPr>
-    </w:p>
-    <w:p>
-      <w:pPr>
-        <w:spacing w:after="0" w:line="240" w:lineRule="auto"/>
-        <w:jc w:val="both"/>
-        <w:rPr>
-          <w:rFonts w:asciiTheme="majorHAnsi" w:hAnsiTheme="majorHAnsi" w:cstheme="majorHAnsi"/>
-          <w:color w:val="000000"/>
-          <w:sz w:val="24"/>
-          <w:szCs w:val="24"/>
-        </w:rPr>
-      </w:pPr>
-    </w:p>
-    <w:p>
-      <w:pPr>
-        <w:spacing w:after="0" w:line="240" w:lineRule="auto"/>
-        <w:jc w:val="both"/>
-        <w:rPr>
-          <w:rFonts w:asciiTheme="majorHAnsi" w:hAnsiTheme="majorHAnsi" w:cstheme="majorHAnsi"/>
-          <w:color w:val="000000"/>
-          <w:sz w:val="24"/>
-          <w:szCs w:val="24"/>
-        </w:rPr>
-      </w:pPr>
-    </w:p>
-    <w:p>
-      <w:pPr>
         <w:pStyle w:val="Heading2"/>
+        <w:keepNext/>
+        <w:widowControl/>
         <w:numPr>
           <w:ilvl w:val="1"/>
           <w:numId w:val="36"/>
@@ -7146,6 +6957,7 @@
     </w:p>
     <w:p>
       <w:pPr>
+        <w:widowControl/>
         <w:spacing w:line="240" w:lineRule="auto"/>
         <w:rPr>
           <w:rFonts w:asciiTheme="majorHAnsi" w:hAnsiTheme="majorHAnsi" w:cstheme="majorHAnsi"/>
@@ -7154,6 +6966,7 @@
     </w:p>
     <w:p>
       <w:pPr>
+        <w:widowControl/>
         <w:spacing w:after="0" w:line="240" w:lineRule="auto"/>
         <w:jc w:val="both"/>
         <w:rPr>
@@ -7337,7 +7150,7 @@
     </w:p>
     <w:p>
       <w:pPr>
-        <w:pageBreakBefore/>
+        <w:widowControl/>
         <w:spacing w:after="0" w:line="240" w:lineRule="auto"/>
         <w:jc w:val="both"/>
         <w:rPr>
@@ -7350,31 +7163,9 @@
     </w:p>
     <w:p>
       <w:pPr>
-        <w:spacing w:after="0" w:line="240" w:lineRule="auto"/>
-        <w:jc w:val="both"/>
-        <w:rPr>
-          <w:rFonts w:asciiTheme="majorHAnsi" w:hAnsiTheme="majorHAnsi" w:cstheme="majorHAnsi"/>
-          <w:color w:val="000000"/>
-          <w:sz w:val="24"/>
-          <w:szCs w:val="24"/>
-        </w:rPr>
-      </w:pPr>
-    </w:p>
-    <w:p>
-      <w:pPr>
-        <w:spacing w:after="0" w:line="240" w:lineRule="auto"/>
-        <w:jc w:val="both"/>
-        <w:rPr>
-          <w:rFonts w:asciiTheme="majorHAnsi" w:hAnsiTheme="majorHAnsi" w:cstheme="majorHAnsi"/>
-          <w:color w:val="000000"/>
-          <w:sz w:val="24"/>
-          <w:szCs w:val="24"/>
-        </w:rPr>
-      </w:pPr>
-    </w:p>
-    <w:p>
-      <w:pPr>
         <w:pStyle w:val="Heading2"/>
+        <w:keepNext/>
+        <w:widowControl/>
         <w:numPr>
           <w:ilvl w:val="1"/>
           <w:numId w:val="30"/>
@@ -7401,6 +7192,7 @@
     </w:p>
     <w:p>
       <w:pPr>
+        <w:widowControl/>
         <w:spacing w:line="240" w:lineRule="auto"/>
         <w:rPr>
           <w:rFonts w:asciiTheme="majorHAnsi" w:hAnsiTheme="majorHAnsi" w:cstheme="majorHAnsi"/>
@@ -7409,6 +7201,7 @@
     </w:p>
     <w:p>
       <w:pPr>
+        <w:widowControl/>
         <w:numPr>
           <w:ilvl w:val="0"/>
           <w:numId w:val="1"/>
@@ -7485,6 +7278,7 @@
     </w:p>
     <w:p>
       <w:pPr>
+        <w:widowControl/>
         <w:numPr>
           <w:ilvl w:val="0"/>
           <w:numId w:val="1"/>
@@ -7534,6 +7328,7 @@
     </w:p>
     <w:p>
       <w:pPr>
+        <w:widowControl/>
         <w:spacing w:after="0" w:line="240" w:lineRule="auto"/>
         <w:ind w:left="720" w:hanging="360"/>
         <w:rPr>
@@ -7557,6 +7352,7 @@
     </w:p>
     <w:p>
       <w:pPr>
+        <w:widowControl/>
         <w:spacing w:after="0" w:line="240" w:lineRule="auto"/>
         <w:ind w:left="720" w:hanging="360"/>
         <w:rPr>
@@ -7569,6 +7365,7 @@
     </w:p>
     <w:p>
       <w:pPr>
+        <w:widowControl/>
         <w:spacing w:after="0" w:line="240" w:lineRule="auto"/>
         <w:ind w:left="720" w:hanging="360"/>
         <w:rPr>
@@ -7588,6 +7385,7 @@
     </w:p>
     <w:p>
       <w:pPr>
+        <w:widowControl/>
         <w:spacing w:after="0" w:line="240" w:lineRule="auto"/>
         <w:jc w:val="both"/>
         <w:rPr>
@@ -7601,6 +7399,8 @@
     <w:p>
       <w:pPr>
         <w:pStyle w:val="Heading2"/>
+        <w:keepNext/>
+        <w:widowControl/>
         <w:numPr>
           <w:ilvl w:val="1"/>
           <w:numId w:val="30"/>
@@ -7615,9 +7415,14 @@
         <w:t>Teaching Assistants (TAs)</w:t>
       </w:r>
     </w:p>
-    <w:p/>
-    <w:p>
-      <w:pPr>
+    <w:p>
+      <w:pPr>
+        <w:widowControl/>
+      </w:pPr>
+    </w:p>
+    <w:p>
+      <w:pPr>
+        <w:widowControl/>
         <w:spacing w:after="0" w:line="240" w:lineRule="auto"/>
         <w:jc w:val="both"/>
         <w:rPr>
@@ -7640,6 +7445,8 @@
     <w:p>
       <w:pPr>
         <w:pStyle w:val="Heading2"/>
+        <w:keepNext/>
+        <w:widowControl/>
         <w:numPr>
           <w:ilvl w:val="1"/>
           <w:numId w:val="30"/>
@@ -7657,9 +7464,14 @@
         <w:t>Part-time Employment</w:t>
       </w:r>
     </w:p>
-    <w:p/>
-    <w:p>
-      <w:pPr>
+    <w:p>
+      <w:pPr>
+        <w:widowControl/>
+      </w:pPr>
+    </w:p>
+    <w:p>
+      <w:pPr>
+        <w:widowControl/>
         <w:rPr>
           <w:rFonts w:asciiTheme="majorHAnsi" w:hAnsiTheme="majorHAnsi" w:cstheme="majorHAnsi"/>
           <w:sz w:val="24"/>
@@ -7732,6 +7544,8 @@
     <w:p>
       <w:pPr>
         <w:pStyle w:val="Heading2"/>
+        <w:keepNext/>
+        <w:widowControl/>
         <w:numPr>
           <w:ilvl w:val="1"/>
           <w:numId w:val="30"/>
@@ -7749,9 +7563,14 @@
         <w:t>Leave of Absence</w:t>
       </w:r>
     </w:p>
-    <w:p/>
-    <w:p>
-      <w:pPr>
+    <w:p>
+      <w:pPr>
+        <w:widowControl/>
+      </w:pPr>
+    </w:p>
+    <w:p>
+      <w:pPr>
+        <w:widowControl/>
         <w:rPr>
           <w:rFonts w:asciiTheme="majorHAnsi" w:hAnsiTheme="majorHAnsi" w:cstheme="majorHAnsi"/>
           <w:sz w:val="24"/>
@@ -7853,25 +7672,7 @@
     </w:p>
     <w:p>
       <w:pPr>
-        <w:pageBreakBefore/>
-        <w:rPr>
-          <w:rFonts w:asciiTheme="majorHAnsi" w:hAnsiTheme="majorHAnsi" w:cstheme="majorHAnsi"/>
-          <w:sz w:val="24"/>
-          <w:szCs w:val="24"/>
-        </w:rPr>
-      </w:pPr>
-    </w:p>
-    <w:p>
-      <w:pPr>
-        <w:rPr>
-          <w:rFonts w:asciiTheme="majorHAnsi" w:hAnsiTheme="majorHAnsi" w:cstheme="majorHAnsi"/>
-          <w:sz w:val="24"/>
-          <w:szCs w:val="24"/>
-        </w:rPr>
-      </w:pPr>
-    </w:p>
-    <w:p>
-      <w:pPr>
+        <w:widowControl/>
         <w:rPr>
           <w:rFonts w:asciiTheme="majorHAnsi" w:hAnsiTheme="majorHAnsi" w:cstheme="majorHAnsi"/>
           <w:sz w:val="24"/>
@@ -7882,6 +7683,8 @@
     <w:p>
       <w:pPr>
         <w:pStyle w:val="Heading2"/>
+        <w:keepNext/>
+        <w:widowControl/>
         <w:numPr>
           <w:ilvl w:val="1"/>
           <w:numId w:val="30"/>
@@ -7902,11 +7705,13 @@
     <w:p>
       <w:pPr>
         <w:pStyle w:val="ListParagraph"/>
+        <w:widowControl/>
         <w:ind w:left="360"/>
       </w:pPr>
     </w:p>
     <w:p>
       <w:pPr>
+        <w:widowControl/>
         <w:jc w:val="both"/>
         <w:rPr>
           <w:rFonts w:asciiTheme="majorHAnsi" w:hAnsiTheme="majorHAnsi" w:cstheme="majorHAnsi"/>
@@ -7923,6 +7728,7 @@
     </w:p>
     <w:p>
       <w:pPr>
+        <w:widowControl/>
         <w:pBdr>
           <w:top w:val="nil"/>
           <w:left w:val="nil"/>
@@ -7942,6 +7748,7 @@
     </w:p>
     <w:p>
       <w:pPr>
+        <w:widowControl/>
         <w:tabs>
           <w:tab w:val="left" w:pos="927"/>
         </w:tabs>
@@ -7965,6 +7772,7 @@
     </w:p>
     <w:p>
       <w:pPr>
+        <w:widowControl/>
         <w:tabs>
           <w:tab w:val="left" w:pos="927"/>
         </w:tabs>
@@ -7981,6 +7789,7 @@
     </w:p>
     <w:p>
       <w:pPr>
+        <w:widowControl/>
         <w:tabs>
           <w:tab w:val="left" w:pos="927"/>
         </w:tabs>
@@ -8004,6 +7813,7 @@
     </w:p>
     <w:p>
       <w:pPr>
+        <w:widowControl/>
         <w:tabs>
           <w:tab w:val="left" w:pos="927"/>
         </w:tabs>
@@ -8020,6 +7830,7 @@
     </w:p>
     <w:p>
       <w:pPr>
+        <w:widowControl/>
         <w:tabs>
           <w:tab w:val="left" w:pos="927"/>
         </w:tabs>
@@ -8043,6 +7854,7 @@
     </w:p>
     <w:p>
       <w:pPr>
+        <w:widowControl/>
         <w:tabs>
           <w:tab w:val="left" w:pos="927"/>
         </w:tabs>
@@ -8059,6 +7871,7 @@
     </w:p>
     <w:p>
       <w:pPr>
+        <w:widowControl/>
         <w:tabs>
           <w:tab w:val="left" w:pos="927"/>
         </w:tabs>
@@ -8118,6 +7931,7 @@
     <w:bookmarkEnd w:id="25"/>
     <w:p>
       <w:pPr>
+        <w:widowControl/>
         <w:tabs>
           <w:tab w:val="left" w:pos="927"/>
         </w:tabs>
@@ -8156,6 +7970,7 @@
     </w:p>
     <w:p>
       <w:pPr>
+        <w:widowControl/>
         <w:tabs>
           <w:tab w:val="left" w:pos="927"/>
         </w:tabs>
@@ -8179,6 +7994,8 @@
     <w:p>
       <w:pPr>
         <w:pStyle w:val="Heading2"/>
+        <w:keepNext/>
+        <w:widowControl/>
         <w:numPr>
           <w:ilvl w:val="1"/>
           <w:numId w:val="30"/>
@@ -8197,11 +8014,13 @@
     <w:p>
       <w:pPr>
         <w:pStyle w:val="ListParagraph"/>
+        <w:widowControl/>
         <w:ind w:left="360"/>
       </w:pPr>
     </w:p>
     <w:p>
       <w:pPr>
+        <w:widowControl/>
         <w:rPr>
           <w:rFonts w:asciiTheme="majorHAnsi" w:hAnsiTheme="majorHAnsi" w:cstheme="majorHAnsi"/>
         </w:rPr>
@@ -8362,22 +8181,10 @@
     </w:p>
     <w:p>
       <w:pPr>
+        <w:pStyle w:val="Heading1"/>
+        <w:keepNext/>
         <w:pageBreakBefore/>
-        <w:rPr>
-          <w:rFonts w:asciiTheme="majorHAnsi" w:hAnsiTheme="majorHAnsi" w:cstheme="majorHAnsi"/>
-        </w:rPr>
-      </w:pPr>
-    </w:p>
-    <w:p>
-      <w:pPr>
-        <w:rPr>
-          <w:rFonts w:asciiTheme="majorHAnsi" w:hAnsiTheme="majorHAnsi" w:cstheme="majorHAnsi"/>
-        </w:rPr>
-      </w:pPr>
-    </w:p>
-    <w:p>
-      <w:pPr>
-        <w:pStyle w:val="Heading1"/>
+        <w:widowControl/>
         <w:rPr>
           <w:rFonts w:asciiTheme="majorHAnsi" w:eastAsia="Calibri" w:hAnsiTheme="majorHAnsi" w:cstheme="majorHAnsi"/>
         </w:rPr>
@@ -8388,17 +8195,19 @@
     </w:p>
     <w:p>
       <w:pPr>
-        <w:spacing w:after="0" w:line="240" w:lineRule="auto"/>
-        <w:rPr>
-          <w:rFonts w:asciiTheme="majorHAnsi" w:hAnsiTheme="majorHAnsi" w:cstheme="majorHAnsi"/>
-          <w:color w:val="000000"/>
-          <w:sz w:val="24"/>
-          <w:szCs w:val="24"/>
-        </w:rPr>
-      </w:pPr>
-    </w:p>
-    <w:p>
-      <w:pPr>
+        <w:widowControl/>
+        <w:spacing w:after="0" w:line="240" w:lineRule="auto"/>
+        <w:rPr>
+          <w:rFonts w:asciiTheme="majorHAnsi" w:hAnsiTheme="majorHAnsi" w:cstheme="majorHAnsi"/>
+          <w:color w:val="000000"/>
+          <w:sz w:val="24"/>
+          <w:szCs w:val="24"/>
+        </w:rPr>
+      </w:pPr>
+    </w:p>
+    <w:p>
+      <w:pPr>
+        <w:widowControl/>
         <w:numPr>
           <w:ilvl w:val="0"/>
           <w:numId w:val="14"/>
@@ -8477,6 +8286,7 @@
     </w:p>
     <w:p>
       <w:pPr>
+        <w:widowControl/>
         <w:numPr>
           <w:ilvl w:val="1"/>
           <w:numId w:val="14"/>
@@ -8508,6 +8318,7 @@
     </w:p>
     <w:p>
       <w:pPr>
+        <w:widowControl/>
         <w:numPr>
           <w:ilvl w:val="1"/>
           <w:numId w:val="14"/>
@@ -8557,6 +8368,7 @@
     </w:p>
     <w:p>
       <w:pPr>
+        <w:widowControl/>
         <w:numPr>
           <w:ilvl w:val="1"/>
           <w:numId w:val="14"/>
@@ -8588,6 +8400,7 @@
     </w:p>
     <w:p>
       <w:pPr>
+        <w:widowControl/>
         <w:numPr>
           <w:ilvl w:val="1"/>
           <w:numId w:val="14"/>
@@ -8628,6 +8441,7 @@
     </w:p>
     <w:p>
       <w:pPr>
+        <w:widowControl/>
         <w:numPr>
           <w:ilvl w:val="1"/>
           <w:numId w:val="14"/>
@@ -8659,6 +8473,7 @@
     </w:p>
     <w:p>
       <w:pPr>
+        <w:widowControl/>
         <w:numPr>
           <w:ilvl w:val="0"/>
           <w:numId w:val="14"/>
@@ -8706,6 +8521,7 @@
     </w:p>
     <w:p>
       <w:pPr>
+        <w:widowControl/>
         <w:numPr>
           <w:ilvl w:val="0"/>
           <w:numId w:val="14"/>
@@ -8737,6 +8553,7 @@
     </w:p>
     <w:p>
       <w:pPr>
+        <w:widowControl/>
         <w:numPr>
           <w:ilvl w:val="0"/>
           <w:numId w:val="14"/>
@@ -8793,6 +8610,7 @@
     </w:p>
     <w:p>
       <w:pPr>
+        <w:widowControl/>
         <w:numPr>
           <w:ilvl w:val="0"/>
           <w:numId w:val="14"/>
@@ -8839,6 +8657,7 @@
     </w:p>
     <w:p>
       <w:pPr>
+        <w:widowControl/>
         <w:numPr>
           <w:ilvl w:val="0"/>
           <w:numId w:val="14"/>
@@ -8890,6 +8709,7 @@
     </w:p>
     <w:p>
       <w:pPr>
+        <w:widowControl/>
         <w:numPr>
           <w:ilvl w:val="0"/>
           <w:numId w:val="14"/>
@@ -8921,6 +8741,7 @@
     </w:p>
     <w:p>
       <w:pPr>
+        <w:widowControl/>
         <w:numPr>
           <w:ilvl w:val="0"/>
           <w:numId w:val="14"/>
@@ -8970,6 +8791,7 @@
     </w:p>
     <w:p>
       <w:pPr>
+        <w:widowControl/>
         <w:numPr>
           <w:ilvl w:val="0"/>
           <w:numId w:val="14"/>
@@ -9018,23 +8840,10 @@
     </w:p>
     <w:p>
       <w:pPr>
+        <w:pStyle w:val="Heading1"/>
+        <w:keepNext/>
         <w:pageBreakBefore/>
-        <w:pBdr>
-          <w:top w:val="nil"/>
-          <w:left w:val="nil"/>
-          <w:bottom w:val="nil"/>
-          <w:right w:val="nil"/>
-          <w:between w:val="nil"/>
-        </w:pBdr>
-        <w:spacing w:after="0" w:line="240" w:lineRule="auto"/>
-        <w:rPr>
-          <w:rFonts w:asciiTheme="majorHAnsi" w:hAnsiTheme="majorHAnsi" w:cstheme="majorHAnsi"/>
-        </w:rPr>
-      </w:pPr>
-    </w:p>
-    <w:p>
-      <w:pPr>
-        <w:pStyle w:val="Heading1"/>
+        <w:widowControl/>
         <w:rPr>
           <w:rFonts w:asciiTheme="majorHAnsi" w:eastAsia="Calibri" w:hAnsiTheme="majorHAnsi" w:cstheme="majorHAnsi"/>
         </w:rPr>
@@ -9047,17 +8856,19 @@
     </w:p>
     <w:p>
       <w:pPr>
-        <w:spacing w:after="0" w:line="240" w:lineRule="auto"/>
-        <w:rPr>
-          <w:rFonts w:asciiTheme="majorHAnsi" w:hAnsiTheme="majorHAnsi" w:cstheme="majorHAnsi"/>
-          <w:color w:val="000000"/>
-          <w:sz w:val="24"/>
-          <w:szCs w:val="24"/>
-        </w:rPr>
-      </w:pPr>
-    </w:p>
-    <w:p>
-      <w:pPr>
+        <w:widowControl/>
+        <w:spacing w:after="0" w:line="240" w:lineRule="auto"/>
+        <w:rPr>
+          <w:rFonts w:asciiTheme="majorHAnsi" w:hAnsiTheme="majorHAnsi" w:cstheme="majorHAnsi"/>
+          <w:color w:val="000000"/>
+          <w:sz w:val="24"/>
+          <w:szCs w:val="24"/>
+        </w:rPr>
+      </w:pPr>
+    </w:p>
+    <w:p>
+      <w:pPr>
+        <w:widowControl/>
         <w:spacing w:after="0" w:line="240" w:lineRule="auto"/>
         <w:rPr>
           <w:rFonts w:asciiTheme="majorHAnsi" w:hAnsiTheme="majorHAnsi" w:cstheme="majorHAnsi"/>
@@ -9084,16 +8895,18 @@
     </w:p>
     <w:p>
       <w:pPr>
-        <w:spacing w:after="0" w:line="240" w:lineRule="auto"/>
-        <w:rPr>
-          <w:rFonts w:asciiTheme="majorHAnsi" w:hAnsiTheme="majorHAnsi" w:cstheme="majorHAnsi"/>
-          <w:sz w:val="24"/>
-          <w:szCs w:val="24"/>
-        </w:rPr>
-      </w:pPr>
-    </w:p>
-    <w:p>
-      <w:pPr>
+        <w:widowControl/>
+        <w:spacing w:after="0" w:line="240" w:lineRule="auto"/>
+        <w:rPr>
+          <w:rFonts w:asciiTheme="majorHAnsi" w:hAnsiTheme="majorHAnsi" w:cstheme="majorHAnsi"/>
+          <w:sz w:val="24"/>
+          <w:szCs w:val="24"/>
+        </w:rPr>
+      </w:pPr>
+    </w:p>
+    <w:p>
+      <w:pPr>
+        <w:widowControl/>
         <w:spacing w:after="0" w:line="240" w:lineRule="auto"/>
         <w:rPr>
           <w:rFonts w:asciiTheme="majorHAnsi" w:hAnsiTheme="majorHAnsi" w:cstheme="majorHAnsi"/>
@@ -9144,17 +8957,19 @@
     </w:p>
     <w:p>
       <w:pPr>
-        <w:spacing w:after="0" w:line="240" w:lineRule="auto"/>
-        <w:rPr>
-          <w:rFonts w:asciiTheme="majorHAnsi" w:hAnsiTheme="majorHAnsi" w:cstheme="majorHAnsi"/>
-          <w:color w:val="000000"/>
-          <w:sz w:val="24"/>
-          <w:szCs w:val="24"/>
-        </w:rPr>
-      </w:pPr>
-    </w:p>
-    <w:p>
-      <w:pPr>
+        <w:widowControl/>
+        <w:spacing w:after="0" w:line="240" w:lineRule="auto"/>
+        <w:rPr>
+          <w:rFonts w:asciiTheme="majorHAnsi" w:hAnsiTheme="majorHAnsi" w:cstheme="majorHAnsi"/>
+          <w:color w:val="000000"/>
+          <w:sz w:val="24"/>
+          <w:szCs w:val="24"/>
+        </w:rPr>
+      </w:pPr>
+    </w:p>
+    <w:p>
+      <w:pPr>
+        <w:widowControl/>
         <w:spacing w:after="0" w:line="240" w:lineRule="auto"/>
         <w:rPr>
           <w:rFonts w:asciiTheme="majorHAnsi" w:hAnsiTheme="majorHAnsi" w:cstheme="majorHAnsi"/>
@@ -9193,17 +9008,19 @@
     </w:p>
     <w:p>
       <w:pPr>
-        <w:spacing w:after="0" w:line="240" w:lineRule="auto"/>
-        <w:rPr>
-          <w:rFonts w:asciiTheme="majorHAnsi" w:hAnsiTheme="majorHAnsi" w:cstheme="majorHAnsi"/>
-          <w:color w:val="000000"/>
-          <w:sz w:val="24"/>
-          <w:szCs w:val="24"/>
-        </w:rPr>
-      </w:pPr>
-    </w:p>
-    <w:p>
-      <w:pPr>
+        <w:widowControl/>
+        <w:spacing w:after="0" w:line="240" w:lineRule="auto"/>
+        <w:rPr>
+          <w:rFonts w:asciiTheme="majorHAnsi" w:hAnsiTheme="majorHAnsi" w:cstheme="majorHAnsi"/>
+          <w:color w:val="000000"/>
+          <w:sz w:val="24"/>
+          <w:szCs w:val="24"/>
+        </w:rPr>
+      </w:pPr>
+    </w:p>
+    <w:p>
+      <w:pPr>
+        <w:widowControl/>
         <w:spacing w:after="0" w:line="240" w:lineRule="auto"/>
         <w:rPr>
           <w:rFonts w:asciiTheme="majorHAnsi" w:hAnsiTheme="majorHAnsi" w:cstheme="majorHAnsi"/>
@@ -9242,17 +9059,19 @@
     </w:p>
     <w:p>
       <w:pPr>
-        <w:spacing w:after="0" w:line="240" w:lineRule="auto"/>
-        <w:rPr>
-          <w:rFonts w:asciiTheme="majorHAnsi" w:hAnsiTheme="majorHAnsi" w:cstheme="majorHAnsi"/>
-          <w:color w:val="000000"/>
-          <w:sz w:val="24"/>
-          <w:szCs w:val="24"/>
-        </w:rPr>
-      </w:pPr>
-    </w:p>
-    <w:p>
-      <w:pPr>
+        <w:widowControl/>
+        <w:spacing w:after="0" w:line="240" w:lineRule="auto"/>
+        <w:rPr>
+          <w:rFonts w:asciiTheme="majorHAnsi" w:hAnsiTheme="majorHAnsi" w:cstheme="majorHAnsi"/>
+          <w:color w:val="000000"/>
+          <w:sz w:val="24"/>
+          <w:szCs w:val="24"/>
+        </w:rPr>
+      </w:pPr>
+    </w:p>
+    <w:p>
+      <w:pPr>
+        <w:widowControl/>
         <w:spacing w:after="0" w:line="240" w:lineRule="auto"/>
         <w:rPr>
           <w:rFonts w:asciiTheme="majorHAnsi" w:hAnsiTheme="majorHAnsi" w:cstheme="majorHAnsi"/>
@@ -9291,17 +9110,19 @@
     </w:p>
     <w:p>
       <w:pPr>
-        <w:spacing w:after="0" w:line="240" w:lineRule="auto"/>
-        <w:rPr>
-          <w:rFonts w:asciiTheme="majorHAnsi" w:hAnsiTheme="majorHAnsi" w:cstheme="majorHAnsi"/>
-          <w:color w:val="000000"/>
-          <w:sz w:val="24"/>
-          <w:szCs w:val="24"/>
-        </w:rPr>
-      </w:pPr>
-    </w:p>
-    <w:p>
-      <w:pPr>
+        <w:widowControl/>
+        <w:spacing w:after="0" w:line="240" w:lineRule="auto"/>
+        <w:rPr>
+          <w:rFonts w:asciiTheme="majorHAnsi" w:hAnsiTheme="majorHAnsi" w:cstheme="majorHAnsi"/>
+          <w:color w:val="000000"/>
+          <w:sz w:val="24"/>
+          <w:szCs w:val="24"/>
+        </w:rPr>
+      </w:pPr>
+    </w:p>
+    <w:p>
+      <w:pPr>
+        <w:widowControl/>
         <w:spacing w:after="0" w:line="240" w:lineRule="auto"/>
         <w:rPr>
           <w:rFonts w:asciiTheme="majorHAnsi" w:hAnsiTheme="majorHAnsi" w:cstheme="majorHAnsi"/>
@@ -9358,28 +9179,20 @@
     </w:p>
     <w:p>
       <w:pPr>
-        <w:spacing w:after="0" w:line="240" w:lineRule="auto"/>
-        <w:rPr>
-          <w:rFonts w:asciiTheme="majorHAnsi" w:hAnsiTheme="majorHAnsi" w:cstheme="majorHAnsi"/>
-          <w:color w:val="000000"/>
-          <w:sz w:val="24"/>
-          <w:szCs w:val="24"/>
-        </w:rPr>
-      </w:pPr>
-    </w:p>
-    <w:p>
-      <w:pPr>
-        <w:spacing w:after="0" w:line="240" w:lineRule="auto"/>
-        <w:rPr>
-          <w:rFonts w:asciiTheme="majorHAnsi" w:hAnsiTheme="majorHAnsi" w:cstheme="majorHAnsi"/>
-          <w:color w:val="000000"/>
-          <w:sz w:val="24"/>
-          <w:szCs w:val="24"/>
-        </w:rPr>
-      </w:pPr>
-    </w:p>
-    <w:p>
-      <w:pPr>
+        <w:widowControl/>
+        <w:spacing w:after="0" w:line="240" w:lineRule="auto"/>
+        <w:rPr>
+          <w:rFonts w:asciiTheme="majorHAnsi" w:hAnsiTheme="majorHAnsi" w:cstheme="majorHAnsi"/>
+          <w:color w:val="000000"/>
+          <w:sz w:val="24"/>
+          <w:szCs w:val="24"/>
+        </w:rPr>
+      </w:pPr>
+    </w:p>
+    <w:p>
+      <w:pPr>
+        <w:keepNext/>
+        <w:widowControl/>
         <w:rPr>
           <w:rFonts w:asciiTheme="majorHAnsi" w:hAnsiTheme="majorHAnsi" w:cstheme="majorHAnsi"/>
           <w:b/>
@@ -9421,6 +9234,7 @@
     </w:p>
     <w:p>
       <w:pPr>
+        <w:widowControl/>
         <w:rPr>
           <w:rFonts w:asciiTheme="majorHAnsi" w:hAnsiTheme="majorHAnsi" w:cstheme="majorHAnsi"/>
           <w:b/>

--- a/output/graduate-handbook.docx
+++ b/output/graduate-handbook.docx
@@ -502,7 +502,7 @@
               <w:rPr>
                 <w:color w:val="000000"/>
               </w:rPr>
-              <w:t>4</w:t>
+              <w:t>5</w:t>
             </w:r>
           </w:hyperlink>
         </w:p>
@@ -590,7 +590,7 @@
               <w:color w:val="000000"/>
             </w:rPr>
             <w:tab/>
-            <w:t>6</w:t>
+            <w:t>7</w:t>
           </w:r>
         </w:p>
         <w:p>
@@ -642,7 +642,7 @@
               <w:color w:val="000000"/>
             </w:rPr>
             <w:tab/>
-            <w:t>6</w:t>
+            <w:t>7</w:t>
           </w:r>
         </w:p>
         <w:p>
@@ -752,7 +752,7 @@
               <w:rPr>
                 <w:color w:val="000000"/>
               </w:rPr>
-              <w:t>7</w:t>
+              <w:t>8</w:t>
             </w:r>
           </w:hyperlink>
         </w:p>
@@ -872,7 +872,7 @@
                 <w:color w:val="000000"/>
               </w:rPr>
               <w:tab/>
-              <w:t>9</w:t>
+              <w:t>10</w:t>
             </w:r>
           </w:hyperlink>
         </w:p>
@@ -916,7 +916,7 @@
               <w:tab/>
             </w:r>
             <w:r>
-              <w:t>9</w:t>
+              <w:t>10</w:t>
             </w:r>
           </w:hyperlink>
         </w:p>
@@ -969,7 +969,7 @@
               <w:rPr>
                 <w:color w:val="000000"/>
               </w:rPr>
-              <w:t>9</w:t>
+              <w:t>10</w:t>
             </w:r>
           </w:hyperlink>
         </w:p>
@@ -1022,7 +1022,7 @@
               <w:rPr>
                 <w:color w:val="000000"/>
               </w:rPr>
-              <w:t>9</w:t>
+              <w:t>10</w:t>
             </w:r>
           </w:hyperlink>
         </w:p>
@@ -1081,7 +1081,7 @@
               <w:rPr>
                 <w:color w:val="000000"/>
               </w:rPr>
-              <w:t>10</w:t>
+              <w:t>11</w:t>
             </w:r>
           </w:hyperlink>
         </w:p>
@@ -1139,7 +1139,7 @@
               <w:rPr>
                 <w:color w:val="000000"/>
               </w:rPr>
-              <w:t>10</w:t>
+              <w:t>11</w:t>
             </w:r>
           </w:hyperlink>
         </w:p>
@@ -1192,7 +1192,7 @@
               <w:rPr>
                 <w:color w:val="000000"/>
               </w:rPr>
-              <w:t>10</w:t>
+              <w:t>11</w:t>
             </w:r>
           </w:hyperlink>
         </w:p>
@@ -1245,7 +1245,7 @@
               <w:rPr>
                 <w:color w:val="000000"/>
               </w:rPr>
-              <w:t>10</w:t>
+              <w:t>11</w:t>
             </w:r>
           </w:hyperlink>
         </w:p>
@@ -1291,13 +1291,13 @@
             <w:rPr>
               <w:color w:val="000000"/>
             </w:rPr>
-            <w:t>1</w:t>
+            <w:t>12</w:t>
           </w:r>
           <w:r>
             <w:rPr>
               <w:color w:val="000000"/>
             </w:rPr>
-            <w:t>0</w:t>
+            <w:t/>
           </w:r>
           <w:r>
             <w:rPr>
@@ -1338,7 +1338,7 @@
               <w:color w:val="000000"/>
             </w:rPr>
             <w:tab/>
-            <w:t>11</w:t>
+            <w:t>12</w:t>
           </w:r>
           <w:r>
             <w:rPr>
@@ -1400,7 +1400,7 @@
               <w:rPr>
                 <w:color w:val="000000"/>
               </w:rPr>
-              <w:t>12</w:t>
+              <w:t>13</w:t>
             </w:r>
             <w:r>
               <w:rPr>
@@ -1453,7 +1453,7 @@
                 <w:color w:val="000000"/>
               </w:rPr>
               <w:tab/>
-              <w:t>13</w:t>
+              <w:t>14</w:t>
             </w:r>
           </w:hyperlink>
           <w:r>
@@ -1480,67 +1480,16 @@
     </w:sdt>
     <w:p>
       <w:pPr>
-        <w:widowControl w:val="0"/>
-        <w:pBdr>
-          <w:top w:val="nil"/>
-          <w:left w:val="nil"/>
-          <w:bottom w:val="nil"/>
-          <w:right w:val="nil"/>
-          <w:between w:val="nil"/>
-        </w:pBdr>
-        <w:spacing w:after="0"/>
-      </w:pPr>
-      <w:r>
-        <w:t xml:space="preserve">   </w:t>
-      </w:r>
-      <w:r>
-        <w:tab/>
-      </w:r>
-      <w:r>
-        <w:tab/>
-      </w:r>
-      <w:r>
-        <w:tab/>
-      </w:r>
-      <w:r>
-        <w:tab/>
-      </w:r>
-      <w:r>
-        <w:tab/>
-      </w:r>
-      <w:r>
-        <w:tab/>
-      </w:r>
-      <w:r>
-        <w:tab/>
-      </w:r>
-      <w:r>
-        <w:tab/>
-        <w:t xml:space="preserve">          </w:t>
-      </w:r>
-    </w:p>
-    <w:p>
-      <w:pPr>
-        <w:pStyle w:val="Heading2"/>
-        <w:rPr>
-          <w:color w:val="000000"/>
-        </w:rPr>
-      </w:pPr>
-    </w:p>
-    <w:p>
-      <w:pPr>
-        <w:pStyle w:val="Heading2"/>
-        <w:rPr>
-          <w:color w:val="000000"/>
-        </w:rPr>
-      </w:pPr>
-      <w:bookmarkStart w:id="1" w:name="_30j0zll" w:colFirst="0" w:colLast="0"/>
-      <w:bookmarkEnd w:id="1"/>
-    </w:p>
-    <w:p/>
-    <w:p/>
-    <w:p/>
-    <w:p/>
+        <w:sectPr>
+          <w:footerReference w:type="default" r:id="rId21"/>
+          <w:pgSz w:w="12240" w:h="15840"/>
+          <w:pgMar w:top="0" w:right="1440" w:bottom="0" w:left="1440" w:header="720" w:footer="720" w:gutter="0"/>
+          <w:pgNumType w:start="1"/>
+          <w:cols w:space="720"/>
+          <w:titlePg/>
+        </w:sectPr>
+      </w:pPr>
+    </w:p>
     <w:p>
       <w:pPr>
         <w:pStyle w:val="Heading2"/>
@@ -6234,14 +6183,16 @@
         </w:rPr>
         <w:t xml:space="preserve">The readers and FPO examiners must be approved first by the ORFE department chair, and then by the Graduate School. The first reader is the principal adviser, and the second reader is an ORFE faculty member. An FPO examination committee and readers approval request must be submitted to the Department Chair’s office. Please </w:t>
       </w:r>
-      <w:r>
-        <w:rPr>
-          <w:color w:val="0000FF"/>
-          <w:sz w:val="24"/>
-          <w:u w:val="single"/>
-        </w:rPr>
-        <w:t>submit the request at least two months before the anticipated FPO date to Kimberly Lupinacci in the Graduate Administrator’s office</w:t>
-      </w:r>
+      <w:hyperlink r:id="rId24">
+        <w:r>
+          <w:rPr>
+            <w:color w:val="0000FF"/>
+            <w:sz w:val="24"/>
+            <w:u w:val="single"/>
+          </w:rPr>
+          <w:t>submit the request at least two months before the anticipated FPO date to Kimberly Lupinacci in the Graduate Administrator’s office</w:t>
+        </w:r>
+      </w:hyperlink>
       <w:r>
         <w:rPr>
           <w:sz w:val="24"/>
@@ -7914,13 +7865,15 @@
         </w:rPr>
         <w:t xml:space="preserve"> by your adviser, or by the DGS for 1st year students without an adviser.  You are responsible for </w:t>
       </w:r>
-      <w:r>
-        <w:rPr>
-          <w:color w:val="0000FF"/>
-          <w:u w:val="single"/>
-        </w:rPr>
-        <w:t>submitting a request</w:t>
-      </w:r>
+      <w:hyperlink r:id="rId13">
+        <w:r>
+          <w:rPr>
+            <w:color w:val="0000FF"/>
+            <w:u w:val="single"/>
+          </w:rPr>
+          <w:t>submitting a request</w:t>
+        </w:r>
+      </w:hyperlink>
       <w:r>
         <w:rPr>
           <w:color w:val="FF0000"/>
@@ -7952,14 +7905,16 @@
         </w:rPr>
         <w:t xml:space="preserve">Please visit the </w:t>
       </w:r>
-      <w:r>
-        <w:rPr>
-          <w:color w:val="0000FF"/>
-          <w:sz w:val="24"/>
-          <w:u w:val="single"/>
-        </w:rPr>
-        <w:t>Registrar</w:t>
-      </w:r>
+      <w:hyperlink r:id="rId25">
+        <w:r>
+          <w:rPr>
+            <w:color w:val="0000FF"/>
+            <w:sz w:val="24"/>
+            <w:u w:val="single"/>
+          </w:rPr>
+          <w:t>Registrar</w:t>
+        </w:r>
+      </w:hyperlink>
       <w:r>
         <w:rPr>
           <w:color w:val="000000"/>
@@ -8493,31 +8448,23 @@
           <w:szCs w:val="24"/>
         </w:rPr>
       </w:pPr>
-      <w:hyperlink r:id="rId19" w:history="1">
+      <w:r>
+        <w:rPr>
+          <w:color w:val="000000"/>
+          <w:sz w:val="24"/>
+        </w:rPr>
+        <w:t xml:space="preserve">Graduate Student Affairs Office is 120 - Sherrerd Hall, extension 8-4018, </w:t>
+      </w:r>
+      <w:hyperlink r:id="rId19">
         <w:r>
           <w:rPr>
-            <w:rStyle w:val="Hyperlink"/>
-            <w:rFonts w:asciiTheme="majorHAnsi" w:hAnsiTheme="majorHAnsi" w:cstheme="majorHAnsi"/>
+            <w:color w:val="0000FF"/>
             <w:sz w:val="24"/>
-            <w:szCs w:val="24"/>
+            <w:u w:val="single"/>
           </w:rPr>
           <w:t>klupinac@princeton.edu</w:t>
         </w:r>
       </w:hyperlink>
-      <w:r>
-        <w:rPr>
-          <w:color w:val="000000"/>
-          <w:sz w:val="24"/>
-        </w:rPr>
-        <w:t xml:space="preserve">Graduate Student Affairs Office is 120 - Sherrerd Hall, extension 8-4018, </w:t>
-      </w:r>
-      <w:r>
-        <w:rPr>
-          <w:color w:val="000000"/>
-          <w:sz w:val="24"/>
-        </w:rPr>
-        <w:t>[email protected]</w:t>
-      </w:r>
     </w:p>
     <w:p>
       <w:pPr>
@@ -8573,33 +8520,23 @@
           <w:szCs w:val="24"/>
         </w:rPr>
       </w:pPr>
+      <w:r>
+        <w:rPr>
+          <w:color w:val="000000"/>
+          <w:sz w:val="24"/>
+        </w:rPr>
+        <w:t xml:space="preserve">Payroll checks are put in your mailbox on the last working day of the month. Go Green! Sign up for direct deposit via </w:t>
+      </w:r>
       <w:hyperlink r:id="rId20">
         <w:r>
           <w:rPr>
-            <w:rFonts w:asciiTheme="majorHAnsi" w:hAnsiTheme="majorHAnsi" w:cstheme="majorHAnsi"/>
             <w:color w:val="0000FF"/>
             <w:sz w:val="24"/>
-            <w:szCs w:val="24"/>
             <w:u w:val="single"/>
           </w:rPr>
-          <w:t>http://www.princeton.edu/tigerhub</w:t>
+          <w:t>TigerHub</w:t>
         </w:r>
       </w:hyperlink>
-      <w:r>
-        <w:rPr>
-          <w:color w:val="000000"/>
-          <w:sz w:val="24"/>
-        </w:rPr>
-        <w:t xml:space="preserve">Payroll checks are put in your mailbox on the last working day of the month. Go Green! Sign up for direct deposit via </w:t>
-      </w:r>
-      <w:r>
-        <w:rPr>
-          <w:color w:val="0000FF"/>
-          <w:sz w:val="24"/>
-          <w:u w:val="single"/>
-        </w:rPr>
-        <w:t>TigerHub</w:t>
-      </w:r>
       <w:r>
         <w:rPr>
           <w:color w:val="000000"/>
@@ -8884,14 +8821,16 @@
         </w:rPr>
         <w:t xml:space="preserve">Chair, </w:t>
       </w:r>
-      <w:r>
-        <w:rPr>
-          <w:color w:val="0000FF"/>
-          <w:sz w:val="24"/>
-          <w:u w:val="single"/>
-        </w:rPr>
-        <w:t>Professor Amir Ali Ahmadi</w:t>
-      </w:r>
+      <w:hyperlink r:id="rId26">
+        <w:r>
+          <w:rPr>
+            <w:color w:val="0000FF"/>
+            <w:sz w:val="24"/>
+            <w:u w:val="single"/>
+          </w:rPr>
+          <w:t>Professor Amir Ali Ahmadi</w:t>
+        </w:r>
+      </w:hyperlink>
     </w:p>
     <w:p>
       <w:pPr>
@@ -9249,10 +9188,9 @@
     <w:sectPr>
       <w:footerReference w:type="default" r:id="rId21"/>
       <w:pgSz w:w="12240" w:h="15840"/>
-      <w:pgMar w:top="0" w:right="1440" w:bottom="0" w:left="1440" w:header="720" w:footer="720" w:gutter="0"/>
-      <w:pgNumType w:start="1"/>
+      <w:pgMar w:top="1440" w:right="1440" w:bottom="1440" w:left="1440" w:header="720" w:footer="720" w:gutter="0"/>
+      <w:pgNumType w:start="2"/>
       <w:cols w:space="720"/>
-      <w:titlePg/>
     </w:sectPr>
   </w:body>
 </w:document>

--- a/output/graduate-handbook.docx
+++ b/output/graduate-handbook.docx
@@ -8855,146 +8855,102 @@
       </w:pPr>
       <w:r>
         <w:rPr>
-          <w:rFonts w:asciiTheme="majorHAnsi" w:hAnsiTheme="majorHAnsi" w:cstheme="majorHAnsi"/>
-          <w:sz w:val="24"/>
-          <w:szCs w:val="24"/>
-        </w:rPr>
-        <w:t xml:space="preserve">Director of Graduate Studies, Professor </w:t>
-      </w:r>
-      <w:r>
-        <w:rPr>
-          <w:rFonts w:asciiTheme="majorHAnsi" w:hAnsiTheme="majorHAnsi" w:cstheme="majorHAnsi"/>
-          <w:sz w:val="24"/>
-          <w:szCs w:val="24"/>
-        </w:rPr>
-        <w:t>Ludovic Tangpi</w:t>
-      </w:r>
-      <w:r>
-        <w:rPr>
-          <w:rFonts w:asciiTheme="majorHAnsi" w:hAnsiTheme="majorHAnsi" w:cstheme="majorHAnsi"/>
-          <w:sz w:val="24"/>
-          <w:szCs w:val="24"/>
-        </w:rPr>
-        <w:t>, 609-</w:t>
-      </w:r>
-      <w:r>
-        <w:rPr>
-          <w:rFonts w:asciiTheme="majorHAnsi" w:hAnsiTheme="majorHAnsi" w:cstheme="majorHAnsi"/>
-          <w:sz w:val="24"/>
-          <w:szCs w:val="24"/>
-        </w:rPr>
-        <w:t>258-</w:t>
-      </w:r>
-      <w:r>
-        <w:rPr>
-          <w:rFonts w:asciiTheme="majorHAnsi" w:hAnsiTheme="majorHAnsi" w:cstheme="majorHAnsi"/>
-          <w:sz w:val="24"/>
-          <w:szCs w:val="24"/>
-        </w:rPr>
-        <w:t>4558</w:t>
-      </w:r>
-    </w:p>
-    <w:p>
-      <w:pPr>
-        <w:widowControl/>
-        <w:spacing w:after="0" w:line="240" w:lineRule="auto"/>
-        <w:rPr>
-          <w:rFonts w:asciiTheme="majorHAnsi" w:hAnsiTheme="majorHAnsi" w:cstheme="majorHAnsi"/>
-          <w:color w:val="000000"/>
-          <w:sz w:val="24"/>
-          <w:szCs w:val="24"/>
-        </w:rPr>
-      </w:pPr>
-    </w:p>
-    <w:p>
-      <w:pPr>
-        <w:widowControl/>
-        <w:spacing w:after="0" w:line="240" w:lineRule="auto"/>
-        <w:rPr>
-          <w:rFonts w:asciiTheme="majorHAnsi" w:hAnsiTheme="majorHAnsi" w:cstheme="majorHAnsi"/>
-          <w:color w:val="000000"/>
-          <w:sz w:val="24"/>
-          <w:szCs w:val="24"/>
-        </w:rPr>
-      </w:pPr>
-      <w:r>
-        <w:rPr>
-          <w:rFonts w:asciiTheme="majorHAnsi" w:hAnsiTheme="majorHAnsi" w:cstheme="majorHAnsi"/>
-          <w:color w:val="000000"/>
-          <w:sz w:val="24"/>
-          <w:szCs w:val="24"/>
-        </w:rPr>
-        <w:t xml:space="preserve">Department Manager, Connie Brown, </w:t>
-      </w:r>
-      <w:r>
-        <w:rPr>
-          <w:rFonts w:asciiTheme="majorHAnsi" w:hAnsiTheme="majorHAnsi" w:cstheme="majorHAnsi"/>
-          <w:color w:val="000000"/>
-          <w:sz w:val="24"/>
-          <w:szCs w:val="24"/>
-        </w:rPr>
-        <w:t>609-258-</w:t>
-      </w:r>
-      <w:r>
-        <w:rPr>
-          <w:rFonts w:asciiTheme="majorHAnsi" w:hAnsiTheme="majorHAnsi" w:cstheme="majorHAnsi"/>
-          <w:color w:val="000000"/>
-          <w:sz w:val="24"/>
-          <w:szCs w:val="24"/>
-        </w:rPr>
-        <w:t>5422</w:t>
-      </w:r>
-    </w:p>
-    <w:p>
-      <w:pPr>
-        <w:widowControl/>
-        <w:spacing w:after="0" w:line="240" w:lineRule="auto"/>
-        <w:rPr>
-          <w:rFonts w:asciiTheme="majorHAnsi" w:hAnsiTheme="majorHAnsi" w:cstheme="majorHAnsi"/>
-          <w:color w:val="000000"/>
-          <w:sz w:val="24"/>
-          <w:szCs w:val="24"/>
-        </w:rPr>
-      </w:pPr>
-    </w:p>
-    <w:p>
-      <w:pPr>
-        <w:widowControl/>
-        <w:spacing w:after="0" w:line="240" w:lineRule="auto"/>
-        <w:rPr>
-          <w:rFonts w:asciiTheme="majorHAnsi" w:hAnsiTheme="majorHAnsi" w:cstheme="majorHAnsi"/>
-          <w:color w:val="000000"/>
-          <w:sz w:val="24"/>
-          <w:szCs w:val="24"/>
-        </w:rPr>
-      </w:pPr>
-      <w:r>
-        <w:rPr>
-          <w:rFonts w:asciiTheme="majorHAnsi" w:hAnsiTheme="majorHAnsi" w:cstheme="majorHAnsi"/>
-          <w:color w:val="000000"/>
-          <w:sz w:val="24"/>
-          <w:szCs w:val="24"/>
-        </w:rPr>
-        <w:t xml:space="preserve">Graduate Program Administrator, Kimberly Lupinacci, </w:t>
-      </w:r>
-      <w:r>
-        <w:rPr>
-          <w:rFonts w:asciiTheme="majorHAnsi" w:hAnsiTheme="majorHAnsi" w:cstheme="majorHAnsi"/>
-          <w:color w:val="000000"/>
-          <w:sz w:val="24"/>
-          <w:szCs w:val="24"/>
-        </w:rPr>
-        <w:t>609-258-</w:t>
-      </w:r>
-      <w:r>
-        <w:rPr>
-          <w:rFonts w:asciiTheme="majorHAnsi" w:hAnsiTheme="majorHAnsi" w:cstheme="majorHAnsi"/>
-          <w:color w:val="000000"/>
-          <w:sz w:val="24"/>
-          <w:szCs w:val="24"/>
-        </w:rPr>
-        <w:t>4018</w:t>
-      </w:r>
+          <w:sz w:val="24"/>
+        </w:rPr>
+        <w:t xml:space="preserve">Director of Graduate Studies, </w:t>
+      </w:r>
+      <w:hyperlink r:id="rId27">
+        <w:r>
+          <w:rPr>
+            <w:color w:val="0000FF"/>
+            <w:sz w:val="24"/>
+            <w:u w:val="single"/>
+          </w:rPr>
+          <w:t>Professor Ludovic Tangpi</w:t>
+        </w:r>
+      </w:hyperlink>
+    </w:p>
+    <w:p>
+      <w:pPr>
+        <w:widowControl/>
+        <w:spacing w:after="0" w:line="240" w:lineRule="auto"/>
+        <w:rPr>
+          <w:rFonts w:asciiTheme="majorHAnsi" w:hAnsiTheme="majorHAnsi" w:cstheme="majorHAnsi"/>
+          <w:color w:val="000000"/>
+          <w:sz w:val="24"/>
+          <w:szCs w:val="24"/>
+        </w:rPr>
+      </w:pPr>
+    </w:p>
+    <w:p>
+      <w:pPr>
+        <w:widowControl/>
+        <w:spacing w:after="0" w:line="240" w:lineRule="auto"/>
+        <w:rPr>
+          <w:rFonts w:asciiTheme="majorHAnsi" w:hAnsiTheme="majorHAnsi" w:cstheme="majorHAnsi"/>
+          <w:color w:val="000000"/>
+          <w:sz w:val="24"/>
+          <w:szCs w:val="24"/>
+        </w:rPr>
+      </w:pPr>
+      <w:r>
+        <w:rPr>
+          <w:color w:val="000000"/>
+          <w:sz w:val="24"/>
+        </w:rPr>
+        <w:t xml:space="preserve">Department Manager, </w:t>
+      </w:r>
+      <w:hyperlink r:id="rId28">
+        <w:r>
+          <w:rPr>
+            <w:color w:val="0000FF"/>
+            <w:sz w:val="24"/>
+            <w:u w:val="single"/>
+          </w:rPr>
+          <w:t>Connie Brown</w:t>
+        </w:r>
+      </w:hyperlink>
+    </w:p>
+    <w:p>
+      <w:pPr>
+        <w:widowControl/>
+        <w:spacing w:after="0" w:line="240" w:lineRule="auto"/>
+        <w:rPr>
+          <w:rFonts w:asciiTheme="majorHAnsi" w:hAnsiTheme="majorHAnsi" w:cstheme="majorHAnsi"/>
+          <w:color w:val="000000"/>
+          <w:sz w:val="24"/>
+          <w:szCs w:val="24"/>
+        </w:rPr>
+      </w:pPr>
+    </w:p>
+    <w:p>
+      <w:pPr>
+        <w:widowControl/>
+        <w:spacing w:after="0" w:line="240" w:lineRule="auto"/>
+        <w:rPr>
+          <w:rFonts w:asciiTheme="majorHAnsi" w:hAnsiTheme="majorHAnsi" w:cstheme="majorHAnsi"/>
+          <w:color w:val="000000"/>
+          <w:sz w:val="24"/>
+          <w:szCs w:val="24"/>
+        </w:rPr>
+      </w:pPr>
+      <w:r>
+        <w:rPr>
+          <w:color w:val="000000"/>
+          <w:sz w:val="24"/>
+        </w:rPr>
+        <w:t xml:space="preserve">Graduate Program Administrator, </w:t>
+      </w:r>
+      <w:hyperlink r:id="rId29">
+        <w:r>
+          <w:rPr>
+            <w:color w:val="0000FF"/>
+            <w:sz w:val="24"/>
+            <w:u w:val="single"/>
+          </w:rPr>
+          <w:t>Kimberly Lupinacci</w:t>
+        </w:r>
+      </w:hyperlink>
     </w:p>
     <w:p>
       <w:pPr>
